--- a/Opis.docx
+++ b/Opis.docx
@@ -91,18 +91,7 @@
           <w:szCs w:val="24"/>
           <w:lang w:eastAsia="pl-PL"/>
         </w:rPr>
-        <w:t>Powiadomienia wyświetlane są jako</w:t>
-      </w:r>
-      <w:bookmarkStart w:id="0" w:name="_GoBack"/>
-      <w:bookmarkEnd w:id="0"/>
-      <w:r>
-        <w:rPr>
-          <w:rFonts w:ascii="Arial" w:eastAsia="Times New Roman" w:hAnsi="Arial" w:cs="Arial"/>
-          <w:sz w:val="24"/>
-          <w:szCs w:val="24"/>
-          <w:lang w:eastAsia="pl-PL"/>
-        </w:rPr>
-        <w:t xml:space="preserve"> </w:t>
+        <w:t xml:space="preserve">Powiadomienia wyświetlane są jako </w:t>
       </w:r>
       <w:r>
         <w:rPr>
@@ -788,59 +777,6 @@
     </w:p>
     <w:p>
       <w:pPr>
-        <w:spacing w:before="100" w:beforeAutospacing="1" w:after="100" w:afterAutospacing="1" w:line="240" w:lineRule="auto"/>
-        <w:rPr>
-          <w:rFonts w:ascii="Arial" w:eastAsia="Times New Roman" w:hAnsi="Arial" w:cs="Arial"/>
-          <w:sz w:val="24"/>
-          <w:szCs w:val="24"/>
-          <w:lang w:eastAsia="pl-PL"/>
-        </w:rPr>
-      </w:pPr>
-      <w:r>
-        <w:rPr>
-          <w:rFonts w:ascii="Arial" w:eastAsia="Times New Roman" w:hAnsi="Arial" w:cs="Arial"/>
-          <w:sz w:val="24"/>
-          <w:szCs w:val="24"/>
-          <w:lang w:eastAsia="pl-PL"/>
-        </w:rPr>
-        <w:t xml:space="preserve">Wszystkie operacje wykonywane są przez </w:t>
-      </w:r>
-      <w:r>
-        <w:rPr>
-          <w:rFonts w:ascii="Arial" w:eastAsia="Times New Roman" w:hAnsi="Arial" w:cs="Arial"/>
-          <w:b/>
-          <w:bCs/>
-          <w:sz w:val="24"/>
-          <w:szCs w:val="24"/>
-          <w:lang w:eastAsia="pl-PL"/>
-        </w:rPr>
-        <w:t xml:space="preserve">komunikaty </w:t>
-      </w:r>
-      <w:proofErr w:type="spellStart"/>
-      <w:r>
-        <w:rPr>
-          <w:rFonts w:ascii="Arial" w:eastAsia="Times New Roman" w:hAnsi="Arial" w:cs="Arial"/>
-          <w:b/>
-          <w:bCs/>
-          <w:sz w:val="24"/>
-          <w:szCs w:val="24"/>
-          <w:lang w:eastAsia="pl-PL"/>
-        </w:rPr>
-        <w:t>WebSocket</w:t>
-      </w:r>
-      <w:proofErr w:type="spellEnd"/>
-      <w:r>
-        <w:rPr>
-          <w:rFonts w:ascii="Arial" w:eastAsia="Times New Roman" w:hAnsi="Arial" w:cs="Arial"/>
-          <w:sz w:val="24"/>
-          <w:szCs w:val="24"/>
-          <w:lang w:eastAsia="pl-PL"/>
-        </w:rPr>
-        <w:t>.</w:t>
-      </w:r>
-    </w:p>
-    <w:p>
-      <w:pPr>
         <w:spacing w:after="0" w:line="240" w:lineRule="auto"/>
         <w:rPr>
           <w:rFonts w:ascii="Arial" w:eastAsia="Times New Roman" w:hAnsi="Arial" w:cs="Arial"/>
@@ -856,7 +792,6 @@
           <w:szCs w:val="24"/>
           <w:lang w:eastAsia="pl-PL"/>
         </w:rPr>
-        <w:lastRenderedPageBreak/>
         <w:pict>
           <v:rect id="_x0000_i1026" style="width:0;height:1.5pt" o:hralign="center" o:hrstd="t" o:hr="t" fillcolor="#a0a0a0" stroked="f"/>
         </w:pict>
@@ -886,6 +821,7 @@
           <w:szCs w:val="48"/>
           <w:lang w:eastAsia="pl-PL"/>
         </w:rPr>
+        <w:lastRenderedPageBreak/>
         <w:t>3. Technologie</w:t>
       </w:r>
     </w:p>
@@ -1180,25 +1116,14 @@
           <w:lang w:eastAsia="pl-PL"/>
         </w:rPr>
       </w:pPr>
-      <w:proofErr w:type="spellStart"/>
-      <w:r>
-        <w:rPr>
-          <w:rFonts w:ascii="Arial" w:eastAsia="Times New Roman" w:hAnsi="Arial" w:cs="Arial"/>
-          <w:sz w:val="24"/>
-          <w:szCs w:val="24"/>
-          <w:lang w:eastAsia="pl-PL"/>
-        </w:rPr>
-        <w:t>Vanilla</w:t>
-      </w:r>
-      <w:proofErr w:type="spellEnd"/>
-      <w:r>
-        <w:rPr>
-          <w:rFonts w:ascii="Arial" w:eastAsia="Times New Roman" w:hAnsi="Arial" w:cs="Arial"/>
-          <w:sz w:val="24"/>
-          <w:szCs w:val="24"/>
-          <w:lang w:eastAsia="pl-PL"/>
-        </w:rPr>
-        <w:t xml:space="preserve"> JavaScript</w:t>
+      <w:r>
+        <w:rPr>
+          <w:rFonts w:ascii="Arial" w:eastAsia="Times New Roman" w:hAnsi="Arial" w:cs="Arial"/>
+          <w:sz w:val="24"/>
+          <w:szCs w:val="24"/>
+          <w:lang w:eastAsia="pl-PL"/>
+        </w:rPr>
+        <w:t xml:space="preserve">Node.JS </w:t>
       </w:r>
     </w:p>
     <w:p>
@@ -1246,6 +1171,28 @@
         </w:rPr>
         <w:pict>
           <v:rect id="_x0000_i1027" style="width:0;height:1.5pt" o:hralign="center" o:hrstd="t" o:hr="t" fillcolor="#a0a0a0" stroked="f"/>
+        </w:pict>
+      </w:r>
+    </w:p>
+    <w:p>
+      <w:pPr>
+        <w:spacing w:after="0" w:line="240" w:lineRule="auto"/>
+        <w:rPr>
+          <w:rFonts w:ascii="Arial" w:eastAsia="Times New Roman" w:hAnsi="Arial" w:cs="Arial"/>
+          <w:sz w:val="24"/>
+          <w:szCs w:val="24"/>
+          <w:lang w:eastAsia="pl-PL"/>
+        </w:rPr>
+      </w:pPr>
+      <w:r>
+        <w:rPr>
+          <w:rFonts w:ascii="Arial" w:eastAsia="Times New Roman" w:hAnsi="Arial" w:cs="Arial"/>
+          <w:sz w:val="24"/>
+          <w:szCs w:val="24"/>
+          <w:lang w:eastAsia="pl-PL"/>
+        </w:rPr>
+        <w:pict>
+          <v:rect id="_x0000_i1028" style="width:0;height:1.5pt" o:hralign="center" o:hrstd="t" o:hr="t" fillcolor="#a0a0a0" stroked="f"/>
         </w:pict>
       </w:r>
     </w:p>
@@ -1273,8 +1220,35 @@
           <w:szCs w:val="48"/>
           <w:lang w:eastAsia="pl-PL"/>
         </w:rPr>
-        <w:t>4. Struktura projektu</w:t>
-      </w:r>
+        <w:t>5. Struktura bazy danych MySQL</w:t>
+      </w:r>
+    </w:p>
+    <w:p>
+      <w:pPr>
+        <w:spacing w:before="100" w:beforeAutospacing="1" w:after="100" w:afterAutospacing="1" w:line="240" w:lineRule="auto"/>
+        <w:outlineLvl w:val="1"/>
+        <w:rPr>
+          <w:rFonts w:ascii="Arial" w:eastAsia="Times New Roman" w:hAnsi="Arial" w:cs="Arial"/>
+          <w:b/>
+          <w:bCs/>
+          <w:sz w:val="36"/>
+          <w:szCs w:val="36"/>
+          <w:lang w:eastAsia="pl-PL"/>
+        </w:rPr>
+      </w:pPr>
+      <w:proofErr w:type="spellStart"/>
+      <w:r>
+        <w:rPr>
+          <w:rFonts w:ascii="Arial" w:eastAsia="Times New Roman" w:hAnsi="Arial" w:cs="Arial"/>
+          <w:b/>
+          <w:bCs/>
+          <w:sz w:val="36"/>
+          <w:szCs w:val="36"/>
+          <w:lang w:eastAsia="pl-PL"/>
+        </w:rPr>
+        <w:t>users</w:t>
+      </w:r>
+      <w:proofErr w:type="spellEnd"/>
     </w:p>
     <w:p>
       <w:pPr>
@@ -1311,7 +1285,7 @@
           <w:szCs w:val="20"/>
           <w:lang w:eastAsia="pl-PL"/>
         </w:rPr>
-        <w:t>/</w:t>
+        <w:t xml:space="preserve">CREATE TABLE </w:t>
       </w:r>
       <w:proofErr w:type="spellStart"/>
       <w:r>
@@ -1321,9 +1295,38 @@
           <w:szCs w:val="20"/>
           <w:lang w:eastAsia="pl-PL"/>
         </w:rPr>
-        <w:t>server</w:t>
+        <w:t>users</w:t>
       </w:r>
       <w:proofErr w:type="spellEnd"/>
+      <w:r>
+        <w:rPr>
+          <w:rFonts w:ascii="Arial" w:eastAsia="Times New Roman" w:hAnsi="Arial" w:cs="Arial"/>
+          <w:sz w:val="20"/>
+          <w:szCs w:val="20"/>
+          <w:lang w:eastAsia="pl-PL"/>
+        </w:rPr>
+        <w:t xml:space="preserve"> (</w:t>
+      </w:r>
+      <w:r>
+        <w:rPr>
+          <w:rFonts w:ascii="Arial" w:eastAsia="Times New Roman" w:hAnsi="Arial" w:cs="Arial"/>
+          <w:sz w:val="20"/>
+          <w:szCs w:val="20"/>
+          <w:lang w:eastAsia="pl-PL"/>
+        </w:rPr>
+        <w:br/>
+        <w:t xml:space="preserve">    id INT AUTO_INCREMENT PRIMARY KEY,</w:t>
+      </w:r>
+      <w:r>
+        <w:rPr>
+          <w:rFonts w:ascii="Arial" w:eastAsia="Times New Roman" w:hAnsi="Arial" w:cs="Arial"/>
+          <w:sz w:val="20"/>
+          <w:szCs w:val="20"/>
+          <w:lang w:eastAsia="pl-PL"/>
+        </w:rPr>
+        <w:br/>
+        <w:t xml:space="preserve">    email VARCHAR(255) UNIQUE,</w:t>
+      </w:r>
       <w:r>
         <w:rPr>
           <w:rFonts w:ascii="Arial" w:eastAsia="Times New Roman" w:hAnsi="Arial" w:cs="Arial"/>
@@ -1342,9 +1345,48 @@
           <w:szCs w:val="20"/>
           <w:lang w:eastAsia="pl-PL"/>
         </w:rPr>
-        <w:t>websocket-server.php</w:t>
+        <w:t>password_hash</w:t>
       </w:r>
       <w:proofErr w:type="spellEnd"/>
+      <w:r>
+        <w:rPr>
+          <w:rFonts w:ascii="Arial" w:eastAsia="Times New Roman" w:hAnsi="Arial" w:cs="Arial"/>
+          <w:sz w:val="20"/>
+          <w:szCs w:val="20"/>
+          <w:lang w:eastAsia="pl-PL"/>
+        </w:rPr>
+        <w:t xml:space="preserve"> VARCHAR(255),</w:t>
+      </w:r>
+      <w:r>
+        <w:rPr>
+          <w:rFonts w:ascii="Arial" w:eastAsia="Times New Roman" w:hAnsi="Arial" w:cs="Arial"/>
+          <w:sz w:val="20"/>
+          <w:szCs w:val="20"/>
+          <w:lang w:eastAsia="pl-PL"/>
+        </w:rPr>
+        <w:br/>
+        <w:t xml:space="preserve">    role ENUM('admin','</w:t>
+      </w:r>
+      <w:proofErr w:type="spellStart"/>
+      <w:r>
+        <w:rPr>
+          <w:rFonts w:ascii="Arial" w:eastAsia="Times New Roman" w:hAnsi="Arial" w:cs="Arial"/>
+          <w:sz w:val="20"/>
+          <w:szCs w:val="20"/>
+          <w:lang w:eastAsia="pl-PL"/>
+        </w:rPr>
+        <w:t>user</w:t>
+      </w:r>
+      <w:proofErr w:type="spellEnd"/>
+      <w:r>
+        <w:rPr>
+          <w:rFonts w:ascii="Arial" w:eastAsia="Times New Roman" w:hAnsi="Arial" w:cs="Arial"/>
+          <w:sz w:val="20"/>
+          <w:szCs w:val="20"/>
+          <w:lang w:eastAsia="pl-PL"/>
+        </w:rPr>
+        <w:t>'),</w:t>
+      </w:r>
       <w:r>
         <w:rPr>
           <w:rFonts w:ascii="Arial" w:eastAsia="Times New Roman" w:hAnsi="Arial" w:cs="Arial"/>
@@ -1363,7 +1405,7 @@
           <w:szCs w:val="20"/>
           <w:lang w:eastAsia="pl-PL"/>
         </w:rPr>
-        <w:t>database.php</w:t>
+        <w:t>created_at</w:t>
       </w:r>
       <w:proofErr w:type="spellEnd"/>
       <w:r>
@@ -1373,127 +1415,17 @@
           <w:szCs w:val="20"/>
           <w:lang w:eastAsia="pl-PL"/>
         </w:rPr>
+        <w:t xml:space="preserve"> TIMESTAMP DEFAULT CURRENT_TIMESTAMP</w:t>
+      </w:r>
+      <w:r>
+        <w:rPr>
+          <w:rFonts w:ascii="Arial" w:eastAsia="Times New Roman" w:hAnsi="Arial" w:cs="Arial"/>
+          <w:sz w:val="20"/>
+          <w:szCs w:val="20"/>
+          <w:lang w:eastAsia="pl-PL"/>
+        </w:rPr>
         <w:br/>
-      </w:r>
-      <w:r>
-        <w:rPr>
-          <w:rFonts w:ascii="Arial" w:eastAsia="Times New Roman" w:hAnsi="Arial" w:cs="Arial"/>
-          <w:sz w:val="20"/>
-          <w:szCs w:val="20"/>
-          <w:lang w:eastAsia="pl-PL"/>
-        </w:rPr>
-        <w:br/>
-        <w:t>/admin-panel</w:t>
-      </w:r>
-      <w:r>
-        <w:rPr>
-          <w:rFonts w:ascii="Arial" w:eastAsia="Times New Roman" w:hAnsi="Arial" w:cs="Arial"/>
-          <w:sz w:val="20"/>
-          <w:szCs w:val="20"/>
-          <w:lang w:eastAsia="pl-PL"/>
-        </w:rPr>
-        <w:br/>
-        <w:t xml:space="preserve">    login.html</w:t>
-      </w:r>
-      <w:r>
-        <w:rPr>
-          <w:rFonts w:ascii="Arial" w:eastAsia="Times New Roman" w:hAnsi="Arial" w:cs="Arial"/>
-          <w:sz w:val="20"/>
-          <w:szCs w:val="20"/>
-          <w:lang w:eastAsia="pl-PL"/>
-        </w:rPr>
-        <w:br/>
-        <w:t xml:space="preserve">    dashboard.html</w:t>
-      </w:r>
-      <w:r>
-        <w:rPr>
-          <w:rFonts w:ascii="Arial" w:eastAsia="Times New Roman" w:hAnsi="Arial" w:cs="Arial"/>
-          <w:sz w:val="20"/>
-          <w:szCs w:val="20"/>
-          <w:lang w:eastAsia="pl-PL"/>
-        </w:rPr>
-        <w:br/>
-        <w:t xml:space="preserve">    script.js</w:t>
-      </w:r>
-      <w:r>
-        <w:rPr>
-          <w:rFonts w:ascii="Arial" w:eastAsia="Times New Roman" w:hAnsi="Arial" w:cs="Arial"/>
-          <w:sz w:val="20"/>
-          <w:szCs w:val="20"/>
-          <w:lang w:eastAsia="pl-PL"/>
-        </w:rPr>
-        <w:br/>
-        <w:t xml:space="preserve">    style.css</w:t>
-      </w:r>
-      <w:r>
-        <w:rPr>
-          <w:rFonts w:ascii="Arial" w:eastAsia="Times New Roman" w:hAnsi="Arial" w:cs="Arial"/>
-          <w:sz w:val="20"/>
-          <w:szCs w:val="20"/>
-          <w:lang w:eastAsia="pl-PL"/>
-        </w:rPr>
-        <w:br/>
-      </w:r>
-      <w:r>
-        <w:rPr>
-          <w:rFonts w:ascii="Arial" w:eastAsia="Times New Roman" w:hAnsi="Arial" w:cs="Arial"/>
-          <w:sz w:val="20"/>
-          <w:szCs w:val="20"/>
-          <w:lang w:eastAsia="pl-PL"/>
-        </w:rPr>
-        <w:br/>
-        <w:t>/desktop-</w:t>
-      </w:r>
-      <w:proofErr w:type="spellStart"/>
-      <w:r>
-        <w:rPr>
-          <w:rFonts w:ascii="Arial" w:eastAsia="Times New Roman" w:hAnsi="Arial" w:cs="Arial"/>
-          <w:sz w:val="20"/>
-          <w:szCs w:val="20"/>
-          <w:lang w:eastAsia="pl-PL"/>
-        </w:rPr>
-        <w:t>client</w:t>
-      </w:r>
-      <w:proofErr w:type="spellEnd"/>
-      <w:r>
-        <w:rPr>
-          <w:rFonts w:ascii="Arial" w:eastAsia="Times New Roman" w:hAnsi="Arial" w:cs="Arial"/>
-          <w:sz w:val="20"/>
-          <w:szCs w:val="20"/>
-          <w:lang w:eastAsia="pl-PL"/>
-        </w:rPr>
-        <w:br/>
-        <w:t xml:space="preserve">    main.js</w:t>
-      </w:r>
-      <w:r>
-        <w:rPr>
-          <w:rFonts w:ascii="Arial" w:eastAsia="Times New Roman" w:hAnsi="Arial" w:cs="Arial"/>
-          <w:sz w:val="20"/>
-          <w:szCs w:val="20"/>
-          <w:lang w:eastAsia="pl-PL"/>
-        </w:rPr>
-        <w:br/>
-        <w:t xml:space="preserve">    renderer.js</w:t>
-      </w:r>
-      <w:r>
-        <w:rPr>
-          <w:rFonts w:ascii="Arial" w:eastAsia="Times New Roman" w:hAnsi="Arial" w:cs="Arial"/>
-          <w:sz w:val="20"/>
-          <w:szCs w:val="20"/>
-          <w:lang w:eastAsia="pl-PL"/>
-        </w:rPr>
-        <w:br/>
-        <w:t xml:space="preserve">    login.html</w:t>
-      </w:r>
-      <w:r>
-        <w:rPr>
-          <w:rFonts w:ascii="Arial" w:eastAsia="Times New Roman" w:hAnsi="Arial" w:cs="Arial"/>
-          <w:sz w:val="20"/>
-          <w:szCs w:val="20"/>
-          <w:lang w:eastAsia="pl-PL"/>
-        </w:rPr>
-        <w:br/>
-        <w:t xml:space="preserve">    dashboard.html</w:t>
+        <w:t>);</w:t>
       </w:r>
     </w:p>
     <w:p>
@@ -1514,35 +1446,8 @@
           <w:lang w:eastAsia="pl-PL"/>
         </w:rPr>
         <w:pict>
-          <v:rect id="_x0000_i1028" style="width:0;height:1.5pt" o:hralign="center" o:hrstd="t" o:hr="t" fillcolor="#a0a0a0" stroked="f"/>
+          <v:rect id="_x0000_i1029" style="width:0;height:1.5pt" o:hralign="center" o:hrstd="t" o:hr="t" fillcolor="#a0a0a0" stroked="f"/>
         </w:pict>
-      </w:r>
-    </w:p>
-    <w:p>
-      <w:pPr>
-        <w:spacing w:before="100" w:beforeAutospacing="1" w:after="100" w:afterAutospacing="1" w:line="240" w:lineRule="auto"/>
-        <w:outlineLvl w:val="0"/>
-        <w:rPr>
-          <w:rFonts w:ascii="Arial" w:eastAsia="Times New Roman" w:hAnsi="Arial" w:cs="Arial"/>
-          <w:b/>
-          <w:bCs/>
-          <w:kern w:val="36"/>
-          <w:sz w:val="48"/>
-          <w:szCs w:val="48"/>
-          <w:lang w:eastAsia="pl-PL"/>
-        </w:rPr>
-      </w:pPr>
-      <w:r>
-        <w:rPr>
-          <w:rFonts w:ascii="Arial" w:eastAsia="Times New Roman" w:hAnsi="Arial" w:cs="Arial"/>
-          <w:b/>
-          <w:bCs/>
-          <w:kern w:val="36"/>
-          <w:sz w:val="48"/>
-          <w:szCs w:val="48"/>
-          <w:lang w:eastAsia="pl-PL"/>
-        </w:rPr>
-        <w:t>5. Struktura bazy danych MySQL</w:t>
       </w:r>
     </w:p>
     <w:p>
@@ -1568,7 +1473,7 @@
           <w:szCs w:val="36"/>
           <w:lang w:eastAsia="pl-PL"/>
         </w:rPr>
-        <w:t>users</w:t>
+        <w:t>notifications</w:t>
       </w:r>
       <w:proofErr w:type="spellEnd"/>
     </w:p>
@@ -1607,7 +1512,6 @@
           <w:szCs w:val="20"/>
           <w:lang w:eastAsia="pl-PL"/>
         </w:rPr>
-        <w:lastRenderedPageBreak/>
         <w:t xml:space="preserve">CREATE TABLE </w:t>
       </w:r>
       <w:proofErr w:type="spellStart"/>
@@ -1618,7 +1522,7 @@
           <w:szCs w:val="20"/>
           <w:lang w:eastAsia="pl-PL"/>
         </w:rPr>
-        <w:t>users</w:t>
+        <w:t>notifications</w:t>
       </w:r>
       <w:proofErr w:type="spellEnd"/>
       <w:r>
@@ -1648,7 +1552,27 @@
           <w:lang w:eastAsia="pl-PL"/>
         </w:rPr>
         <w:br/>
-        <w:t xml:space="preserve">    email VARCHAR(255) UNIQUE,</w:t>
+        <w:t xml:space="preserve">    </w:t>
+      </w:r>
+      <w:proofErr w:type="spellStart"/>
+      <w:r>
+        <w:rPr>
+          <w:rFonts w:ascii="Arial" w:eastAsia="Times New Roman" w:hAnsi="Arial" w:cs="Arial"/>
+          <w:sz w:val="20"/>
+          <w:szCs w:val="20"/>
+          <w:lang w:eastAsia="pl-PL"/>
+        </w:rPr>
+        <w:t>title</w:t>
+      </w:r>
+      <w:proofErr w:type="spellEnd"/>
+      <w:r>
+        <w:rPr>
+          <w:rFonts w:ascii="Arial" w:eastAsia="Times New Roman" w:hAnsi="Arial" w:cs="Arial"/>
+          <w:sz w:val="20"/>
+          <w:szCs w:val="20"/>
+          <w:lang w:eastAsia="pl-PL"/>
+        </w:rPr>
+        <w:t xml:space="preserve"> VARCHAR(255),</w:t>
       </w:r>
       <w:r>
         <w:rPr>
@@ -1668,7 +1592,7 @@
           <w:szCs w:val="20"/>
           <w:lang w:eastAsia="pl-PL"/>
         </w:rPr>
-        <w:t>password_hash</w:t>
+        <w:t>message</w:t>
       </w:r>
       <w:proofErr w:type="spellEnd"/>
       <w:r>
@@ -1678,37 +1602,7 @@
           <w:szCs w:val="20"/>
           <w:lang w:eastAsia="pl-PL"/>
         </w:rPr>
-        <w:t xml:space="preserve"> VARCHAR(255),</w:t>
-      </w:r>
-      <w:r>
-        <w:rPr>
-          <w:rFonts w:ascii="Arial" w:eastAsia="Times New Roman" w:hAnsi="Arial" w:cs="Arial"/>
-          <w:sz w:val="20"/>
-          <w:szCs w:val="20"/>
-          <w:lang w:eastAsia="pl-PL"/>
-        </w:rPr>
-        <w:br/>
-        <w:t xml:space="preserve">    role ENUM('admin','</w:t>
-      </w:r>
-      <w:proofErr w:type="spellStart"/>
-      <w:r>
-        <w:rPr>
-          <w:rFonts w:ascii="Arial" w:eastAsia="Times New Roman" w:hAnsi="Arial" w:cs="Arial"/>
-          <w:sz w:val="20"/>
-          <w:szCs w:val="20"/>
-          <w:lang w:eastAsia="pl-PL"/>
-        </w:rPr>
-        <w:t>user</w:t>
-      </w:r>
-      <w:proofErr w:type="spellEnd"/>
-      <w:r>
-        <w:rPr>
-          <w:rFonts w:ascii="Arial" w:eastAsia="Times New Roman" w:hAnsi="Arial" w:cs="Arial"/>
-          <w:sz w:val="20"/>
-          <w:szCs w:val="20"/>
-          <w:lang w:eastAsia="pl-PL"/>
-        </w:rPr>
-        <w:t>'),</w:t>
+        <w:t xml:space="preserve"> TEXT,</w:t>
       </w:r>
       <w:r>
         <w:rPr>
@@ -1728,6 +1622,126 @@
           <w:szCs w:val="20"/>
           <w:lang w:eastAsia="pl-PL"/>
         </w:rPr>
+        <w:t>type</w:t>
+      </w:r>
+      <w:proofErr w:type="spellEnd"/>
+      <w:r>
+        <w:rPr>
+          <w:rFonts w:ascii="Arial" w:eastAsia="Times New Roman" w:hAnsi="Arial" w:cs="Arial"/>
+          <w:sz w:val="20"/>
+          <w:szCs w:val="20"/>
+          <w:lang w:eastAsia="pl-PL"/>
+        </w:rPr>
+        <w:t xml:space="preserve"> ENUM('</w:t>
+      </w:r>
+      <w:proofErr w:type="spellStart"/>
+      <w:r>
+        <w:rPr>
+          <w:rFonts w:ascii="Arial" w:eastAsia="Times New Roman" w:hAnsi="Arial" w:cs="Arial"/>
+          <w:sz w:val="20"/>
+          <w:szCs w:val="20"/>
+          <w:lang w:eastAsia="pl-PL"/>
+        </w:rPr>
+        <w:t>private</w:t>
+      </w:r>
+      <w:proofErr w:type="spellEnd"/>
+      <w:r>
+        <w:rPr>
+          <w:rFonts w:ascii="Arial" w:eastAsia="Times New Roman" w:hAnsi="Arial" w:cs="Arial"/>
+          <w:sz w:val="20"/>
+          <w:szCs w:val="20"/>
+          <w:lang w:eastAsia="pl-PL"/>
+        </w:rPr>
+        <w:t>','</w:t>
+      </w:r>
+      <w:proofErr w:type="spellStart"/>
+      <w:r>
+        <w:rPr>
+          <w:rFonts w:ascii="Arial" w:eastAsia="Times New Roman" w:hAnsi="Arial" w:cs="Arial"/>
+          <w:sz w:val="20"/>
+          <w:szCs w:val="20"/>
+          <w:lang w:eastAsia="pl-PL"/>
+        </w:rPr>
+        <w:t>group</w:t>
+      </w:r>
+      <w:proofErr w:type="spellEnd"/>
+      <w:r>
+        <w:rPr>
+          <w:rFonts w:ascii="Arial" w:eastAsia="Times New Roman" w:hAnsi="Arial" w:cs="Arial"/>
+          <w:sz w:val="20"/>
+          <w:szCs w:val="20"/>
+          <w:lang w:eastAsia="pl-PL"/>
+        </w:rPr>
+        <w:t>','</w:t>
+      </w:r>
+      <w:proofErr w:type="spellStart"/>
+      <w:r>
+        <w:rPr>
+          <w:rFonts w:ascii="Arial" w:eastAsia="Times New Roman" w:hAnsi="Arial" w:cs="Arial"/>
+          <w:sz w:val="20"/>
+          <w:szCs w:val="20"/>
+          <w:lang w:eastAsia="pl-PL"/>
+        </w:rPr>
+        <w:t>global</w:t>
+      </w:r>
+      <w:proofErr w:type="spellEnd"/>
+      <w:r>
+        <w:rPr>
+          <w:rFonts w:ascii="Arial" w:eastAsia="Times New Roman" w:hAnsi="Arial" w:cs="Arial"/>
+          <w:sz w:val="20"/>
+          <w:szCs w:val="20"/>
+          <w:lang w:eastAsia="pl-PL"/>
+        </w:rPr>
+        <w:t>'),</w:t>
+      </w:r>
+      <w:r>
+        <w:rPr>
+          <w:rFonts w:ascii="Arial" w:eastAsia="Times New Roman" w:hAnsi="Arial" w:cs="Arial"/>
+          <w:sz w:val="20"/>
+          <w:szCs w:val="20"/>
+          <w:lang w:eastAsia="pl-PL"/>
+        </w:rPr>
+        <w:br/>
+        <w:t xml:space="preserve">    </w:t>
+      </w:r>
+      <w:proofErr w:type="spellStart"/>
+      <w:r>
+        <w:rPr>
+          <w:rFonts w:ascii="Arial" w:eastAsia="Times New Roman" w:hAnsi="Arial" w:cs="Arial"/>
+          <w:sz w:val="20"/>
+          <w:szCs w:val="20"/>
+          <w:lang w:eastAsia="pl-PL"/>
+        </w:rPr>
+        <w:t>created_by</w:t>
+      </w:r>
+      <w:proofErr w:type="spellEnd"/>
+      <w:r>
+        <w:rPr>
+          <w:rFonts w:ascii="Arial" w:eastAsia="Times New Roman" w:hAnsi="Arial" w:cs="Arial"/>
+          <w:sz w:val="20"/>
+          <w:szCs w:val="20"/>
+          <w:lang w:eastAsia="pl-PL"/>
+        </w:rPr>
+        <w:t xml:space="preserve"> INT,</w:t>
+      </w:r>
+      <w:r>
+        <w:rPr>
+          <w:rFonts w:ascii="Arial" w:eastAsia="Times New Roman" w:hAnsi="Arial" w:cs="Arial"/>
+          <w:sz w:val="20"/>
+          <w:szCs w:val="20"/>
+          <w:lang w:eastAsia="pl-PL"/>
+        </w:rPr>
+        <w:br/>
+        <w:t xml:space="preserve">    </w:t>
+      </w:r>
+      <w:proofErr w:type="spellStart"/>
+      <w:r>
+        <w:rPr>
+          <w:rFonts w:ascii="Arial" w:eastAsia="Times New Roman" w:hAnsi="Arial" w:cs="Arial"/>
+          <w:sz w:val="20"/>
+          <w:szCs w:val="20"/>
+          <w:lang w:eastAsia="pl-PL"/>
+        </w:rPr>
         <w:t>created_at</w:t>
       </w:r>
       <w:proofErr w:type="spellEnd"/>
@@ -1769,36 +1783,151 @@
           <w:lang w:eastAsia="pl-PL"/>
         </w:rPr>
         <w:pict>
-          <v:rect id="_x0000_i1029" style="width:0;height:1.5pt" o:hralign="center" o:hrstd="t" o:hr="t" fillcolor="#a0a0a0" stroked="f"/>
+          <v:rect id="_x0000_i1030" style="width:0;height:1.5pt" o:hralign="center" o:hrstd="t" o:hr="t" fillcolor="#a0a0a0" stroked="f"/>
         </w:pict>
       </w:r>
     </w:p>
     <w:p>
       <w:pPr>
-        <w:spacing w:before="100" w:beforeAutospacing="1" w:after="100" w:afterAutospacing="1" w:line="240" w:lineRule="auto"/>
-        <w:outlineLvl w:val="1"/>
+        <w:spacing w:after="0" w:line="240" w:lineRule="auto"/>
+        <w:rPr>
+          <w:rFonts w:ascii="Arial" w:eastAsia="Times New Roman" w:hAnsi="Arial" w:cs="Arial"/>
+          <w:sz w:val="24"/>
+          <w:szCs w:val="24"/>
+          <w:lang w:eastAsia="pl-PL"/>
+        </w:rPr>
+      </w:pPr>
+    </w:p>
+    <w:p>
+      <w:pPr>
+        <w:spacing w:before="100" w:beforeAutospacing="1" w:after="100" w:afterAutospacing="1" w:line="240" w:lineRule="auto"/>
+        <w:outlineLvl w:val="0"/>
         <w:rPr>
           <w:rFonts w:ascii="Arial" w:eastAsia="Times New Roman" w:hAnsi="Arial" w:cs="Arial"/>
           <w:b/>
           <w:bCs/>
-          <w:sz w:val="36"/>
-          <w:szCs w:val="36"/>
-          <w:lang w:eastAsia="pl-PL"/>
-        </w:rPr>
-      </w:pPr>
-      <w:proofErr w:type="spellStart"/>
+          <w:kern w:val="36"/>
+          <w:sz w:val="48"/>
+          <w:szCs w:val="48"/>
+          <w:lang w:eastAsia="pl-PL"/>
+        </w:rPr>
+      </w:pPr>
       <w:r>
         <w:rPr>
           <w:rFonts w:ascii="Arial" w:eastAsia="Times New Roman" w:hAnsi="Arial" w:cs="Arial"/>
           <w:b/>
           <w:bCs/>
-          <w:sz w:val="36"/>
-          <w:szCs w:val="36"/>
-          <w:lang w:eastAsia="pl-PL"/>
-        </w:rPr>
-        <w:t>notifications</w:t>
+          <w:kern w:val="36"/>
+          <w:sz w:val="48"/>
+          <w:szCs w:val="48"/>
+          <w:lang w:eastAsia="pl-PL"/>
+        </w:rPr>
+        <w:lastRenderedPageBreak/>
+        <w:t xml:space="preserve">6. Komunikacja </w:t>
+      </w:r>
+      <w:proofErr w:type="spellStart"/>
+      <w:r>
+        <w:rPr>
+          <w:rFonts w:ascii="Arial" w:eastAsia="Times New Roman" w:hAnsi="Arial" w:cs="Arial"/>
+          <w:b/>
+          <w:bCs/>
+          <w:kern w:val="36"/>
+          <w:sz w:val="48"/>
+          <w:szCs w:val="48"/>
+          <w:lang w:eastAsia="pl-PL"/>
+        </w:rPr>
+        <w:t>WebSocket</w:t>
       </w:r>
       <w:proofErr w:type="spellEnd"/>
+    </w:p>
+    <w:p>
+      <w:pPr>
+        <w:spacing w:before="100" w:beforeAutospacing="1" w:after="100" w:afterAutospacing="1" w:line="240" w:lineRule="auto"/>
+        <w:rPr>
+          <w:rFonts w:ascii="Arial" w:eastAsia="Times New Roman" w:hAnsi="Arial" w:cs="Arial"/>
+          <w:sz w:val="24"/>
+          <w:szCs w:val="24"/>
+          <w:lang w:eastAsia="pl-PL"/>
+        </w:rPr>
+      </w:pPr>
+      <w:r>
+        <w:rPr>
+          <w:rFonts w:ascii="Arial" w:eastAsia="Times New Roman" w:hAnsi="Arial" w:cs="Arial"/>
+          <w:sz w:val="24"/>
+          <w:szCs w:val="24"/>
+          <w:lang w:eastAsia="pl-PL"/>
+        </w:rPr>
+        <w:t>System używa komunikatów JSON.</w:t>
+      </w:r>
+    </w:p>
+    <w:p>
+      <w:pPr>
+        <w:spacing w:after="0" w:line="240" w:lineRule="auto"/>
+        <w:rPr>
+          <w:rFonts w:ascii="Arial" w:eastAsia="Times New Roman" w:hAnsi="Arial" w:cs="Arial"/>
+          <w:sz w:val="24"/>
+          <w:szCs w:val="24"/>
+          <w:lang w:eastAsia="pl-PL"/>
+        </w:rPr>
+      </w:pPr>
+      <w:r>
+        <w:rPr>
+          <w:rFonts w:ascii="Arial" w:eastAsia="Times New Roman" w:hAnsi="Arial" w:cs="Arial"/>
+          <w:sz w:val="24"/>
+          <w:szCs w:val="24"/>
+          <w:lang w:eastAsia="pl-PL"/>
+        </w:rPr>
+        <w:pict>
+          <v:rect id="_x0000_i1031" style="width:0;height:1.5pt" o:hralign="center" o:hrstd="t" o:hr="t" fillcolor="#a0a0a0" stroked="f"/>
+        </w:pict>
+      </w:r>
+    </w:p>
+    <w:p>
+      <w:pPr>
+        <w:spacing w:before="100" w:beforeAutospacing="1" w:after="100" w:afterAutospacing="1" w:line="240" w:lineRule="auto"/>
+        <w:outlineLvl w:val="0"/>
+        <w:rPr>
+          <w:rFonts w:ascii="Arial" w:eastAsia="Times New Roman" w:hAnsi="Arial" w:cs="Arial"/>
+          <w:b/>
+          <w:bCs/>
+          <w:kern w:val="36"/>
+          <w:sz w:val="48"/>
+          <w:szCs w:val="48"/>
+          <w:lang w:eastAsia="pl-PL"/>
+        </w:rPr>
+      </w:pPr>
+      <w:r>
+        <w:rPr>
+          <w:rFonts w:ascii="Arial" w:eastAsia="Times New Roman" w:hAnsi="Arial" w:cs="Arial"/>
+          <w:b/>
+          <w:bCs/>
+          <w:kern w:val="36"/>
+          <w:sz w:val="48"/>
+          <w:szCs w:val="48"/>
+          <w:lang w:eastAsia="pl-PL"/>
+        </w:rPr>
+        <w:t>7. Wysyłanie powiadomień</w:t>
+      </w:r>
+    </w:p>
+    <w:p>
+      <w:pPr>
+        <w:spacing w:before="100" w:beforeAutospacing="1" w:after="100" w:afterAutospacing="1" w:line="240" w:lineRule="auto"/>
+        <w:rPr>
+          <w:rFonts w:ascii="Arial" w:eastAsia="Times New Roman" w:hAnsi="Arial" w:cs="Arial"/>
+          <w:sz w:val="24"/>
+          <w:szCs w:val="24"/>
+          <w:lang w:eastAsia="pl-PL"/>
+        </w:rPr>
+      </w:pPr>
+      <w:r>
+        <w:rPr>
+          <w:rFonts w:ascii="Arial" w:eastAsia="Times New Roman" w:hAnsi="Arial" w:cs="Arial"/>
+          <w:sz w:val="24"/>
+          <w:szCs w:val="24"/>
+          <w:lang w:eastAsia="pl-PL"/>
+        </w:rPr>
+        <w:t>Administrator wysyła:</w:t>
+      </w:r>
     </w:p>
     <w:p>
       <w:pPr>
@@ -1835,7 +1964,17 @@
           <w:szCs w:val="20"/>
           <w:lang w:eastAsia="pl-PL"/>
         </w:rPr>
-        <w:t xml:space="preserve">CREATE TABLE </w:t>
+        <w:t>{</w:t>
+      </w:r>
+      <w:r>
+        <w:rPr>
+          <w:rFonts w:ascii="Arial" w:eastAsia="Times New Roman" w:hAnsi="Arial" w:cs="Arial"/>
+          <w:sz w:val="20"/>
+          <w:szCs w:val="20"/>
+          <w:lang w:eastAsia="pl-PL"/>
+        </w:rPr>
+        <w:br/>
+        <w:t xml:space="preserve">  "</w:t>
       </w:r>
       <w:proofErr w:type="spellStart"/>
       <w:r>
@@ -1845,247 +1984,267 @@
           <w:szCs w:val="20"/>
           <w:lang w:eastAsia="pl-PL"/>
         </w:rPr>
+        <w:t>type</w:t>
+      </w:r>
+      <w:proofErr w:type="spellEnd"/>
+      <w:r>
+        <w:rPr>
+          <w:rFonts w:ascii="Arial" w:eastAsia="Times New Roman" w:hAnsi="Arial" w:cs="Arial"/>
+          <w:sz w:val="20"/>
+          <w:szCs w:val="20"/>
+          <w:lang w:eastAsia="pl-PL"/>
+        </w:rPr>
+        <w:t>": "</w:t>
+      </w:r>
+      <w:proofErr w:type="spellStart"/>
+      <w:r>
+        <w:rPr>
+          <w:rFonts w:ascii="Arial" w:eastAsia="Times New Roman" w:hAnsi="Arial" w:cs="Arial"/>
+          <w:sz w:val="20"/>
+          <w:szCs w:val="20"/>
+          <w:lang w:eastAsia="pl-PL"/>
+        </w:rPr>
+        <w:t>send_notification</w:t>
+      </w:r>
+      <w:proofErr w:type="spellEnd"/>
+      <w:r>
+        <w:rPr>
+          <w:rFonts w:ascii="Arial" w:eastAsia="Times New Roman" w:hAnsi="Arial" w:cs="Arial"/>
+          <w:sz w:val="20"/>
+          <w:szCs w:val="20"/>
+          <w:lang w:eastAsia="pl-PL"/>
+        </w:rPr>
+        <w:t>",</w:t>
+      </w:r>
+      <w:r>
+        <w:rPr>
+          <w:rFonts w:ascii="Arial" w:eastAsia="Times New Roman" w:hAnsi="Arial" w:cs="Arial"/>
+          <w:sz w:val="20"/>
+          <w:szCs w:val="20"/>
+          <w:lang w:eastAsia="pl-PL"/>
+        </w:rPr>
+        <w:br/>
+        <w:t xml:space="preserve">  "</w:t>
+      </w:r>
+      <w:proofErr w:type="spellStart"/>
+      <w:r>
+        <w:rPr>
+          <w:rFonts w:ascii="Arial" w:eastAsia="Times New Roman" w:hAnsi="Arial" w:cs="Arial"/>
+          <w:sz w:val="20"/>
+          <w:szCs w:val="20"/>
+          <w:lang w:eastAsia="pl-PL"/>
+        </w:rPr>
+        <w:t>send_to</w:t>
+      </w:r>
+      <w:proofErr w:type="spellEnd"/>
+      <w:r>
+        <w:rPr>
+          <w:rFonts w:ascii="Arial" w:eastAsia="Times New Roman" w:hAnsi="Arial" w:cs="Arial"/>
+          <w:sz w:val="20"/>
+          <w:szCs w:val="20"/>
+          <w:lang w:eastAsia="pl-PL"/>
+        </w:rPr>
+        <w:t>": "[12,13,4,5]</w:t>
+      </w:r>
+      <w:r>
+        <w:rPr>
+          <w:rFonts w:ascii="Arial" w:eastAsia="Times New Roman" w:hAnsi="Arial" w:cs="Arial"/>
+          <w:sz w:val="20"/>
+          <w:szCs w:val="20"/>
+          <w:lang w:eastAsia="pl-PL"/>
+        </w:rPr>
+        <w:t>",</w:t>
+      </w:r>
+      <w:r>
+        <w:rPr>
+          <w:rFonts w:ascii="Arial" w:eastAsia="Times New Roman" w:hAnsi="Arial" w:cs="Arial"/>
+          <w:sz w:val="20"/>
+          <w:szCs w:val="20"/>
+          <w:lang w:eastAsia="pl-PL"/>
+        </w:rPr>
+        <w:br/>
+        <w:t xml:space="preserve">  "</w:t>
+      </w:r>
+      <w:proofErr w:type="spellStart"/>
+      <w:r>
+        <w:rPr>
+          <w:rFonts w:ascii="Arial" w:eastAsia="Times New Roman" w:hAnsi="Arial" w:cs="Arial"/>
+          <w:sz w:val="20"/>
+          <w:szCs w:val="20"/>
+          <w:lang w:eastAsia="pl-PL"/>
+        </w:rPr>
+        <w:t>title</w:t>
+      </w:r>
+      <w:proofErr w:type="spellEnd"/>
+      <w:r>
+        <w:rPr>
+          <w:rFonts w:ascii="Arial" w:eastAsia="Times New Roman" w:hAnsi="Arial" w:cs="Arial"/>
+          <w:sz w:val="20"/>
+          <w:szCs w:val="20"/>
+          <w:lang w:eastAsia="pl-PL"/>
+        </w:rPr>
+        <w:t>": "System",</w:t>
+      </w:r>
+      <w:r>
+        <w:rPr>
+          <w:rFonts w:ascii="Arial" w:eastAsia="Times New Roman" w:hAnsi="Arial" w:cs="Arial"/>
+          <w:sz w:val="20"/>
+          <w:szCs w:val="20"/>
+          <w:lang w:eastAsia="pl-PL"/>
+        </w:rPr>
+        <w:br/>
+        <w:t xml:space="preserve">  "</w:t>
+      </w:r>
+      <w:proofErr w:type="spellStart"/>
+      <w:r>
+        <w:rPr>
+          <w:rFonts w:ascii="Arial" w:eastAsia="Times New Roman" w:hAnsi="Arial" w:cs="Arial"/>
+          <w:sz w:val="20"/>
+          <w:szCs w:val="20"/>
+          <w:lang w:eastAsia="pl-PL"/>
+        </w:rPr>
+        <w:t>message</w:t>
+      </w:r>
+      <w:proofErr w:type="spellEnd"/>
+      <w:r>
+        <w:rPr>
+          <w:rFonts w:ascii="Arial" w:eastAsia="Times New Roman" w:hAnsi="Arial" w:cs="Arial"/>
+          <w:sz w:val="20"/>
+          <w:szCs w:val="20"/>
+          <w:lang w:eastAsia="pl-PL"/>
+        </w:rPr>
+        <w:t>": "Nowa aktualizacja systemu"</w:t>
+      </w:r>
+      <w:r>
+        <w:rPr>
+          <w:rFonts w:ascii="Arial" w:eastAsia="Times New Roman" w:hAnsi="Arial" w:cs="Arial"/>
+          <w:sz w:val="20"/>
+          <w:szCs w:val="20"/>
+          <w:lang w:eastAsia="pl-PL"/>
+        </w:rPr>
+        <w:br/>
+        <w:t>}</w:t>
+      </w:r>
+    </w:p>
+    <w:p>
+      <w:pPr>
+        <w:spacing w:before="100" w:beforeAutospacing="1" w:after="100" w:afterAutospacing="1" w:line="240" w:lineRule="auto"/>
+        <w:rPr>
+          <w:rFonts w:ascii="Arial" w:eastAsia="Times New Roman" w:hAnsi="Arial" w:cs="Arial"/>
+          <w:sz w:val="24"/>
+          <w:szCs w:val="24"/>
+          <w:lang w:eastAsia="pl-PL"/>
+        </w:rPr>
+      </w:pPr>
+      <w:r>
+        <w:rPr>
+          <w:rFonts w:ascii="Arial" w:eastAsia="Times New Roman" w:hAnsi="Arial" w:cs="Arial"/>
+          <w:sz w:val="24"/>
+          <w:szCs w:val="24"/>
+          <w:lang w:eastAsia="pl-PL"/>
+        </w:rPr>
+        <w:t>Serwer:</w:t>
+      </w:r>
+    </w:p>
+    <w:p>
+      <w:pPr>
+        <w:numPr>
+          <w:ilvl w:val="0"/>
+          <w:numId w:val="7"/>
+        </w:numPr>
+        <w:spacing w:before="100" w:beforeAutospacing="1" w:after="100" w:afterAutospacing="1" w:line="240" w:lineRule="auto"/>
+        <w:rPr>
+          <w:rFonts w:ascii="Arial" w:eastAsia="Times New Roman" w:hAnsi="Arial" w:cs="Arial"/>
+          <w:sz w:val="24"/>
+          <w:szCs w:val="24"/>
+          <w:lang w:eastAsia="pl-PL"/>
+        </w:rPr>
+      </w:pPr>
+      <w:r>
+        <w:rPr>
+          <w:rFonts w:ascii="Arial" w:eastAsia="Times New Roman" w:hAnsi="Arial" w:cs="Arial"/>
+          <w:sz w:val="24"/>
+          <w:szCs w:val="24"/>
+          <w:lang w:eastAsia="pl-PL"/>
+        </w:rPr>
+        <w:t>zapisuje powiadomienie w MySQL</w:t>
+      </w:r>
+    </w:p>
+    <w:p>
+      <w:pPr>
+        <w:numPr>
+          <w:ilvl w:val="0"/>
+          <w:numId w:val="7"/>
+        </w:numPr>
+        <w:spacing w:before="100" w:beforeAutospacing="1" w:after="100" w:afterAutospacing="1" w:line="240" w:lineRule="auto"/>
+        <w:rPr>
+          <w:rFonts w:ascii="Arial" w:eastAsia="Times New Roman" w:hAnsi="Arial" w:cs="Arial"/>
+          <w:sz w:val="24"/>
+          <w:szCs w:val="24"/>
+          <w:lang w:eastAsia="pl-PL"/>
+        </w:rPr>
+      </w:pPr>
+      <w:r>
+        <w:rPr>
+          <w:rFonts w:ascii="Arial" w:eastAsia="Times New Roman" w:hAnsi="Arial" w:cs="Arial"/>
+          <w:sz w:val="24"/>
+          <w:szCs w:val="24"/>
+          <w:lang w:eastAsia="pl-PL"/>
+        </w:rPr>
+        <w:t xml:space="preserve">tworzy wpisy w </w:t>
+      </w:r>
+      <w:proofErr w:type="spellStart"/>
+      <w:r>
+        <w:rPr>
+          <w:rFonts w:ascii="Arial" w:eastAsia="Times New Roman" w:hAnsi="Arial" w:cs="Arial"/>
+          <w:sz w:val="20"/>
+          <w:szCs w:val="20"/>
+          <w:lang w:eastAsia="pl-PL"/>
+        </w:rPr>
         <w:t>notifications</w:t>
       </w:r>
       <w:proofErr w:type="spellEnd"/>
-      <w:r>
-        <w:rPr>
-          <w:rFonts w:ascii="Arial" w:eastAsia="Times New Roman" w:hAnsi="Arial" w:cs="Arial"/>
-          <w:sz w:val="20"/>
-          <w:szCs w:val="20"/>
-          <w:lang w:eastAsia="pl-PL"/>
-        </w:rPr>
-        <w:t xml:space="preserve"> (</w:t>
-      </w:r>
-      <w:r>
-        <w:rPr>
-          <w:rFonts w:ascii="Arial" w:eastAsia="Times New Roman" w:hAnsi="Arial" w:cs="Arial"/>
-          <w:sz w:val="20"/>
-          <w:szCs w:val="20"/>
-          <w:lang w:eastAsia="pl-PL"/>
-        </w:rPr>
-        <w:br/>
-        <w:t xml:space="preserve">    id INT AUTO_INCREMENT PRIMARY KEY,</w:t>
-      </w:r>
-      <w:r>
-        <w:rPr>
-          <w:rFonts w:ascii="Arial" w:eastAsia="Times New Roman" w:hAnsi="Arial" w:cs="Arial"/>
-          <w:sz w:val="20"/>
-          <w:szCs w:val="20"/>
-          <w:lang w:eastAsia="pl-PL"/>
-        </w:rPr>
-        <w:br/>
-        <w:t xml:space="preserve">    </w:t>
-      </w:r>
-      <w:proofErr w:type="spellStart"/>
-      <w:r>
-        <w:rPr>
-          <w:rFonts w:ascii="Arial" w:eastAsia="Times New Roman" w:hAnsi="Arial" w:cs="Arial"/>
-          <w:sz w:val="20"/>
-          <w:szCs w:val="20"/>
-          <w:lang w:eastAsia="pl-PL"/>
-        </w:rPr>
-        <w:t>title</w:t>
-      </w:r>
-      <w:proofErr w:type="spellEnd"/>
-      <w:r>
-        <w:rPr>
-          <w:rFonts w:ascii="Arial" w:eastAsia="Times New Roman" w:hAnsi="Arial" w:cs="Arial"/>
-          <w:sz w:val="20"/>
-          <w:szCs w:val="20"/>
-          <w:lang w:eastAsia="pl-PL"/>
-        </w:rPr>
-        <w:t xml:space="preserve"> VARCHAR(255),</w:t>
-      </w:r>
-      <w:r>
-        <w:rPr>
-          <w:rFonts w:ascii="Arial" w:eastAsia="Times New Roman" w:hAnsi="Arial" w:cs="Arial"/>
-          <w:sz w:val="20"/>
-          <w:szCs w:val="20"/>
-          <w:lang w:eastAsia="pl-PL"/>
-        </w:rPr>
-        <w:br/>
-        <w:t xml:space="preserve">    </w:t>
-      </w:r>
-      <w:proofErr w:type="spellStart"/>
-      <w:r>
-        <w:rPr>
-          <w:rFonts w:ascii="Arial" w:eastAsia="Times New Roman" w:hAnsi="Arial" w:cs="Arial"/>
-          <w:sz w:val="20"/>
-          <w:szCs w:val="20"/>
-          <w:lang w:eastAsia="pl-PL"/>
-        </w:rPr>
-        <w:t>message</w:t>
-      </w:r>
-      <w:proofErr w:type="spellEnd"/>
-      <w:r>
-        <w:rPr>
-          <w:rFonts w:ascii="Arial" w:eastAsia="Times New Roman" w:hAnsi="Arial" w:cs="Arial"/>
-          <w:sz w:val="20"/>
-          <w:szCs w:val="20"/>
-          <w:lang w:eastAsia="pl-PL"/>
-        </w:rPr>
-        <w:t xml:space="preserve"> TEXT,</w:t>
-      </w:r>
-      <w:r>
-        <w:rPr>
-          <w:rFonts w:ascii="Arial" w:eastAsia="Times New Roman" w:hAnsi="Arial" w:cs="Arial"/>
-          <w:sz w:val="20"/>
-          <w:szCs w:val="20"/>
-          <w:lang w:eastAsia="pl-PL"/>
-        </w:rPr>
-        <w:br/>
-        <w:t xml:space="preserve">    </w:t>
-      </w:r>
-      <w:proofErr w:type="spellStart"/>
-      <w:r>
-        <w:rPr>
-          <w:rFonts w:ascii="Arial" w:eastAsia="Times New Roman" w:hAnsi="Arial" w:cs="Arial"/>
-          <w:sz w:val="20"/>
-          <w:szCs w:val="20"/>
-          <w:lang w:eastAsia="pl-PL"/>
-        </w:rPr>
-        <w:t>type</w:t>
-      </w:r>
-      <w:proofErr w:type="spellEnd"/>
-      <w:r>
-        <w:rPr>
-          <w:rFonts w:ascii="Arial" w:eastAsia="Times New Roman" w:hAnsi="Arial" w:cs="Arial"/>
-          <w:sz w:val="20"/>
-          <w:szCs w:val="20"/>
-          <w:lang w:eastAsia="pl-PL"/>
-        </w:rPr>
-        <w:t xml:space="preserve"> ENUM('</w:t>
-      </w:r>
-      <w:proofErr w:type="spellStart"/>
-      <w:r>
-        <w:rPr>
-          <w:rFonts w:ascii="Arial" w:eastAsia="Times New Roman" w:hAnsi="Arial" w:cs="Arial"/>
-          <w:sz w:val="20"/>
-          <w:szCs w:val="20"/>
-          <w:lang w:eastAsia="pl-PL"/>
-        </w:rPr>
-        <w:t>private</w:t>
-      </w:r>
-      <w:proofErr w:type="spellEnd"/>
-      <w:r>
-        <w:rPr>
-          <w:rFonts w:ascii="Arial" w:eastAsia="Times New Roman" w:hAnsi="Arial" w:cs="Arial"/>
-          <w:sz w:val="20"/>
-          <w:szCs w:val="20"/>
-          <w:lang w:eastAsia="pl-PL"/>
-        </w:rPr>
-        <w:t>','</w:t>
-      </w:r>
-      <w:proofErr w:type="spellStart"/>
-      <w:r>
-        <w:rPr>
-          <w:rFonts w:ascii="Arial" w:eastAsia="Times New Roman" w:hAnsi="Arial" w:cs="Arial"/>
-          <w:sz w:val="20"/>
-          <w:szCs w:val="20"/>
-          <w:lang w:eastAsia="pl-PL"/>
-        </w:rPr>
-        <w:t>group</w:t>
-      </w:r>
-      <w:proofErr w:type="spellEnd"/>
-      <w:r>
-        <w:rPr>
-          <w:rFonts w:ascii="Arial" w:eastAsia="Times New Roman" w:hAnsi="Arial" w:cs="Arial"/>
-          <w:sz w:val="20"/>
-          <w:szCs w:val="20"/>
-          <w:lang w:eastAsia="pl-PL"/>
-        </w:rPr>
-        <w:t>','</w:t>
-      </w:r>
-      <w:proofErr w:type="spellStart"/>
-      <w:r>
-        <w:rPr>
-          <w:rFonts w:ascii="Arial" w:eastAsia="Times New Roman" w:hAnsi="Arial" w:cs="Arial"/>
-          <w:sz w:val="20"/>
-          <w:szCs w:val="20"/>
-          <w:lang w:eastAsia="pl-PL"/>
-        </w:rPr>
-        <w:t>global</w:t>
-      </w:r>
-      <w:proofErr w:type="spellEnd"/>
-      <w:r>
-        <w:rPr>
-          <w:rFonts w:ascii="Arial" w:eastAsia="Times New Roman" w:hAnsi="Arial" w:cs="Arial"/>
-          <w:sz w:val="20"/>
-          <w:szCs w:val="20"/>
-          <w:lang w:eastAsia="pl-PL"/>
-        </w:rPr>
-        <w:t>'),</w:t>
-      </w:r>
-      <w:r>
-        <w:rPr>
-          <w:rFonts w:ascii="Arial" w:eastAsia="Times New Roman" w:hAnsi="Arial" w:cs="Arial"/>
-          <w:sz w:val="20"/>
-          <w:szCs w:val="20"/>
-          <w:lang w:eastAsia="pl-PL"/>
-        </w:rPr>
-        <w:br/>
-        <w:t xml:space="preserve">    </w:t>
-      </w:r>
-      <w:proofErr w:type="spellStart"/>
-      <w:r>
-        <w:rPr>
-          <w:rFonts w:ascii="Arial" w:eastAsia="Times New Roman" w:hAnsi="Arial" w:cs="Arial"/>
-          <w:sz w:val="20"/>
-          <w:szCs w:val="20"/>
-          <w:lang w:eastAsia="pl-PL"/>
-        </w:rPr>
-        <w:t>created_by</w:t>
-      </w:r>
-      <w:proofErr w:type="spellEnd"/>
-      <w:r>
-        <w:rPr>
-          <w:rFonts w:ascii="Arial" w:eastAsia="Times New Roman" w:hAnsi="Arial" w:cs="Arial"/>
-          <w:sz w:val="20"/>
-          <w:szCs w:val="20"/>
-          <w:lang w:eastAsia="pl-PL"/>
-        </w:rPr>
-        <w:t xml:space="preserve"> INT,</w:t>
-      </w:r>
-      <w:r>
-        <w:rPr>
-          <w:rFonts w:ascii="Arial" w:eastAsia="Times New Roman" w:hAnsi="Arial" w:cs="Arial"/>
-          <w:sz w:val="20"/>
-          <w:szCs w:val="20"/>
-          <w:lang w:eastAsia="pl-PL"/>
-        </w:rPr>
-        <w:br/>
-        <w:t xml:space="preserve">    </w:t>
-      </w:r>
-      <w:proofErr w:type="spellStart"/>
-      <w:r>
-        <w:rPr>
-          <w:rFonts w:ascii="Arial" w:eastAsia="Times New Roman" w:hAnsi="Arial" w:cs="Arial"/>
-          <w:sz w:val="20"/>
-          <w:szCs w:val="20"/>
-          <w:lang w:eastAsia="pl-PL"/>
-        </w:rPr>
-        <w:t>created_at</w:t>
-      </w:r>
-      <w:proofErr w:type="spellEnd"/>
-      <w:r>
-        <w:rPr>
-          <w:rFonts w:ascii="Arial" w:eastAsia="Times New Roman" w:hAnsi="Arial" w:cs="Arial"/>
-          <w:sz w:val="20"/>
-          <w:szCs w:val="20"/>
-          <w:lang w:eastAsia="pl-PL"/>
-        </w:rPr>
-        <w:t xml:space="preserve"> TIMESTAMP DEFAULT CURRENT_TIMESTAMP</w:t>
-      </w:r>
-      <w:r>
-        <w:rPr>
-          <w:rFonts w:ascii="Arial" w:eastAsia="Times New Roman" w:hAnsi="Arial" w:cs="Arial"/>
-          <w:sz w:val="20"/>
-          <w:szCs w:val="20"/>
-          <w:lang w:eastAsia="pl-PL"/>
-        </w:rPr>
-        <w:br/>
-        <w:t>);</w:t>
+    </w:p>
+    <w:p>
+      <w:pPr>
+        <w:numPr>
+          <w:ilvl w:val="0"/>
+          <w:numId w:val="7"/>
+        </w:numPr>
+        <w:spacing w:before="100" w:beforeAutospacing="1" w:after="100" w:afterAutospacing="1" w:line="240" w:lineRule="auto"/>
+        <w:rPr>
+          <w:rFonts w:ascii="Arial" w:eastAsia="Times New Roman" w:hAnsi="Arial" w:cs="Arial"/>
+          <w:sz w:val="24"/>
+          <w:szCs w:val="24"/>
+          <w:lang w:eastAsia="pl-PL"/>
+        </w:rPr>
+      </w:pPr>
+      <w:r>
+        <w:rPr>
+          <w:rFonts w:ascii="Arial" w:eastAsia="Times New Roman" w:hAnsi="Arial" w:cs="Arial"/>
+          <w:sz w:val="24"/>
+          <w:szCs w:val="24"/>
+          <w:lang w:eastAsia="pl-PL"/>
+        </w:rPr>
+        <w:t>wysyła</w:t>
+      </w:r>
+      <w:r>
+        <w:rPr>
+          <w:rFonts w:ascii="Arial" w:eastAsia="Times New Roman" w:hAnsi="Arial" w:cs="Arial"/>
+          <w:sz w:val="24"/>
+          <w:szCs w:val="24"/>
+          <w:lang w:eastAsia="pl-PL"/>
+        </w:rPr>
+        <w:t xml:space="preserve"> wiadomość do wszystkich </w:t>
+      </w:r>
+      <w:r>
+        <w:rPr>
+          <w:rFonts w:ascii="Arial" w:eastAsia="Times New Roman" w:hAnsi="Arial" w:cs="Arial"/>
+          <w:sz w:val="24"/>
+          <w:szCs w:val="24"/>
+          <w:lang w:eastAsia="pl-PL"/>
+        </w:rPr>
+        <w:t>użytkowników</w:t>
       </w:r>
     </w:p>
     <w:p>
@@ -2106,36 +2265,82 @@
           <w:lang w:eastAsia="pl-PL"/>
         </w:rPr>
         <w:pict>
-          <v:rect id="_x0000_i1030" style="width:0;height:1.5pt" o:hralign="center" o:hrstd="t" o:hr="t" fillcolor="#a0a0a0" stroked="f"/>
+          <v:rect id="_x0000_i1032" style="width:0;height:1.5pt" o:hralign="center" o:hrstd="t" o:hr="t" fillcolor="#a0a0a0" stroked="f"/>
         </w:pict>
       </w:r>
     </w:p>
     <w:p>
       <w:pPr>
         <w:spacing w:before="100" w:beforeAutospacing="1" w:after="100" w:afterAutospacing="1" w:line="240" w:lineRule="auto"/>
-        <w:outlineLvl w:val="1"/>
+        <w:outlineLvl w:val="0"/>
         <w:rPr>
           <w:rFonts w:ascii="Arial" w:eastAsia="Times New Roman" w:hAnsi="Arial" w:cs="Arial"/>
           <w:b/>
           <w:bCs/>
-          <w:sz w:val="36"/>
-          <w:szCs w:val="36"/>
-          <w:lang w:eastAsia="pl-PL"/>
-        </w:rPr>
-      </w:pPr>
-      <w:proofErr w:type="spellStart"/>
+          <w:kern w:val="36"/>
+          <w:sz w:val="48"/>
+          <w:szCs w:val="48"/>
+          <w:lang w:eastAsia="pl-PL"/>
+        </w:rPr>
+      </w:pPr>
       <w:r>
         <w:rPr>
           <w:rFonts w:ascii="Arial" w:eastAsia="Times New Roman" w:hAnsi="Arial" w:cs="Arial"/>
           <w:b/>
           <w:bCs/>
-          <w:sz w:val="36"/>
-          <w:szCs w:val="36"/>
-          <w:lang w:eastAsia="pl-PL"/>
-        </w:rPr>
-        <w:t>user_notifications</w:t>
+          <w:kern w:val="36"/>
+          <w:sz w:val="48"/>
+          <w:szCs w:val="48"/>
+          <w:lang w:eastAsia="pl-PL"/>
+        </w:rPr>
+        <w:t>8. Odbieranie powiadomień (</w:t>
+      </w:r>
+      <w:proofErr w:type="spellStart"/>
+      <w:r>
+        <w:rPr>
+          <w:rFonts w:ascii="Arial" w:eastAsia="Times New Roman" w:hAnsi="Arial" w:cs="Arial"/>
+          <w:b/>
+          <w:bCs/>
+          <w:kern w:val="36"/>
+          <w:sz w:val="48"/>
+          <w:szCs w:val="48"/>
+          <w:lang w:eastAsia="pl-PL"/>
+        </w:rPr>
+        <w:t>Electron</w:t>
       </w:r>
       <w:proofErr w:type="spellEnd"/>
+      <w:r>
+        <w:rPr>
+          <w:rFonts w:ascii="Arial" w:eastAsia="Times New Roman" w:hAnsi="Arial" w:cs="Arial"/>
+          <w:b/>
+          <w:bCs/>
+          <w:kern w:val="36"/>
+          <w:sz w:val="48"/>
+          <w:szCs w:val="48"/>
+          <w:lang w:eastAsia="pl-PL"/>
+        </w:rPr>
+        <w:t>)</w:t>
+      </w:r>
+    </w:p>
+    <w:p>
+      <w:pPr>
+        <w:spacing w:before="100" w:beforeAutospacing="1" w:after="100" w:afterAutospacing="1" w:line="240" w:lineRule="auto"/>
+        <w:rPr>
+          <w:rFonts w:ascii="Arial" w:eastAsia="Times New Roman" w:hAnsi="Arial" w:cs="Arial"/>
+          <w:sz w:val="24"/>
+          <w:szCs w:val="24"/>
+          <w:lang w:eastAsia="pl-PL"/>
+        </w:rPr>
+      </w:pPr>
+      <w:r>
+        <w:rPr>
+          <w:rFonts w:ascii="Arial" w:eastAsia="Times New Roman" w:hAnsi="Arial" w:cs="Arial"/>
+          <w:sz w:val="24"/>
+          <w:szCs w:val="24"/>
+          <w:lang w:eastAsia="pl-PL"/>
+        </w:rPr>
+        <w:t>Aplikacja desktopowa nasłuchuje:</w:t>
+      </w:r>
     </w:p>
     <w:p>
       <w:pPr>
@@ -2165,15 +2370,6 @@
           <w:lang w:eastAsia="pl-PL"/>
         </w:rPr>
       </w:pPr>
-      <w:r>
-        <w:rPr>
-          <w:rFonts w:ascii="Arial" w:eastAsia="Times New Roman" w:hAnsi="Arial" w:cs="Arial"/>
-          <w:sz w:val="20"/>
-          <w:szCs w:val="20"/>
-          <w:lang w:eastAsia="pl-PL"/>
-        </w:rPr>
-        <w:t xml:space="preserve">CREATE TABLE </w:t>
-      </w:r>
       <w:proofErr w:type="spellStart"/>
       <w:r>
         <w:rPr>
@@ -2182,7 +2378,7 @@
           <w:szCs w:val="20"/>
           <w:lang w:eastAsia="pl-PL"/>
         </w:rPr>
-        <w:t>user_notifications</w:t>
+        <w:t>socket.onmessage</w:t>
       </w:r>
       <w:proofErr w:type="spellEnd"/>
       <w:r>
@@ -2192,17 +2388,7 @@
           <w:szCs w:val="20"/>
           <w:lang w:eastAsia="pl-PL"/>
         </w:rPr>
-        <w:t xml:space="preserve"> (</w:t>
-      </w:r>
-      <w:r>
-        <w:rPr>
-          <w:rFonts w:ascii="Arial" w:eastAsia="Times New Roman" w:hAnsi="Arial" w:cs="Arial"/>
-          <w:sz w:val="20"/>
-          <w:szCs w:val="20"/>
-          <w:lang w:eastAsia="pl-PL"/>
-        </w:rPr>
-        <w:br/>
-        <w:t xml:space="preserve">    id INT AUTO_INCREMENT PRIMARY KEY,</w:t>
+        <w:t xml:space="preserve"> = (event) =&gt; {</w:t>
       </w:r>
       <w:r>
         <w:rPr>
@@ -2222,7 +2408,7 @@
           <w:szCs w:val="20"/>
           <w:lang w:eastAsia="pl-PL"/>
         </w:rPr>
-        <w:t>user_id</w:t>
+        <w:t>const</w:t>
       </w:r>
       <w:proofErr w:type="spellEnd"/>
       <w:r>
@@ -2232,7 +2418,56 @@
           <w:szCs w:val="20"/>
           <w:lang w:eastAsia="pl-PL"/>
         </w:rPr>
-        <w:t xml:space="preserve"> INT,</w:t>
+        <w:t xml:space="preserve"> data = </w:t>
+      </w:r>
+      <w:proofErr w:type="spellStart"/>
+      <w:r>
+        <w:rPr>
+          <w:rFonts w:ascii="Arial" w:eastAsia="Times New Roman" w:hAnsi="Arial" w:cs="Arial"/>
+          <w:sz w:val="20"/>
+          <w:szCs w:val="20"/>
+          <w:lang w:eastAsia="pl-PL"/>
+        </w:rPr>
+        <w:t>JSON.parse</w:t>
+      </w:r>
+      <w:proofErr w:type="spellEnd"/>
+      <w:r>
+        <w:rPr>
+          <w:rFonts w:ascii="Arial" w:eastAsia="Times New Roman" w:hAnsi="Arial" w:cs="Arial"/>
+          <w:sz w:val="20"/>
+          <w:szCs w:val="20"/>
+          <w:lang w:eastAsia="pl-PL"/>
+        </w:rPr>
+        <w:t>(</w:t>
+      </w:r>
+      <w:proofErr w:type="spellStart"/>
+      <w:r>
+        <w:rPr>
+          <w:rFonts w:ascii="Arial" w:eastAsia="Times New Roman" w:hAnsi="Arial" w:cs="Arial"/>
+          <w:sz w:val="20"/>
+          <w:szCs w:val="20"/>
+          <w:lang w:eastAsia="pl-PL"/>
+        </w:rPr>
+        <w:t>event.data</w:t>
+      </w:r>
+      <w:proofErr w:type="spellEnd"/>
+      <w:r>
+        <w:rPr>
+          <w:rFonts w:ascii="Arial" w:eastAsia="Times New Roman" w:hAnsi="Arial" w:cs="Arial"/>
+          <w:sz w:val="20"/>
+          <w:szCs w:val="20"/>
+          <w:lang w:eastAsia="pl-PL"/>
+        </w:rPr>
+        <w:t>);</w:t>
+      </w:r>
+      <w:r>
+        <w:rPr>
+          <w:rFonts w:ascii="Arial" w:eastAsia="Times New Roman" w:hAnsi="Arial" w:cs="Arial"/>
+          <w:sz w:val="20"/>
+          <w:szCs w:val="20"/>
+          <w:lang w:eastAsia="pl-PL"/>
+        </w:rPr>
+        <w:br/>
       </w:r>
       <w:r>
         <w:rPr>
@@ -2252,7 +2487,7 @@
           <w:szCs w:val="20"/>
           <w:lang w:eastAsia="pl-PL"/>
         </w:rPr>
-        <w:t>notification_id</w:t>
+        <w:t>if</w:t>
       </w:r>
       <w:proofErr w:type="spellEnd"/>
       <w:r>
@@ -2262,7 +2497,47 @@
           <w:szCs w:val="20"/>
           <w:lang w:eastAsia="pl-PL"/>
         </w:rPr>
-        <w:t xml:space="preserve"> INT,</w:t>
+        <w:t xml:space="preserve"> (</w:t>
+      </w:r>
+      <w:proofErr w:type="spellStart"/>
+      <w:r>
+        <w:rPr>
+          <w:rFonts w:ascii="Arial" w:eastAsia="Times New Roman" w:hAnsi="Arial" w:cs="Arial"/>
+          <w:sz w:val="20"/>
+          <w:szCs w:val="20"/>
+          <w:lang w:eastAsia="pl-PL"/>
+        </w:rPr>
+        <w:t>data.type</w:t>
+      </w:r>
+      <w:proofErr w:type="spellEnd"/>
+      <w:r>
+        <w:rPr>
+          <w:rFonts w:ascii="Arial" w:eastAsia="Times New Roman" w:hAnsi="Arial" w:cs="Arial"/>
+          <w:sz w:val="20"/>
+          <w:szCs w:val="20"/>
+          <w:lang w:eastAsia="pl-PL"/>
+        </w:rPr>
+        <w:t xml:space="preserve"> === "</w:t>
+      </w:r>
+      <w:proofErr w:type="spellStart"/>
+      <w:r>
+        <w:rPr>
+          <w:rFonts w:ascii="Arial" w:eastAsia="Times New Roman" w:hAnsi="Arial" w:cs="Arial"/>
+          <w:sz w:val="20"/>
+          <w:szCs w:val="20"/>
+          <w:lang w:eastAsia="pl-PL"/>
+        </w:rPr>
+        <w:t>notification</w:t>
+      </w:r>
+      <w:proofErr w:type="spellEnd"/>
+      <w:r>
+        <w:rPr>
+          <w:rFonts w:ascii="Arial" w:eastAsia="Times New Roman" w:hAnsi="Arial" w:cs="Arial"/>
+          <w:sz w:val="20"/>
+          <w:szCs w:val="20"/>
+          <w:lang w:eastAsia="pl-PL"/>
+        </w:rPr>
+        <w:t>") {</w:t>
       </w:r>
       <w:r>
         <w:rPr>
@@ -2272,7 +2547,7 @@
           <w:lang w:eastAsia="pl-PL"/>
         </w:rPr>
         <w:br/>
-        <w:t xml:space="preserve">    </w:t>
+        <w:t xml:space="preserve">        </w:t>
       </w:r>
       <w:proofErr w:type="spellStart"/>
       <w:r>
@@ -2282,7 +2557,7 @@
           <w:szCs w:val="20"/>
           <w:lang w:eastAsia="pl-PL"/>
         </w:rPr>
-        <w:t>is_read</w:t>
+        <w:t>new</w:t>
       </w:r>
       <w:proofErr w:type="spellEnd"/>
       <w:r>
@@ -2292,7 +2567,27 @@
           <w:szCs w:val="20"/>
           <w:lang w:eastAsia="pl-PL"/>
         </w:rPr>
-        <w:t xml:space="preserve"> BOOLEAN DEFAULT FALSE,</w:t>
+        <w:t xml:space="preserve"> Notification(</w:t>
+      </w:r>
+      <w:proofErr w:type="spellStart"/>
+      <w:r>
+        <w:rPr>
+          <w:rFonts w:ascii="Arial" w:eastAsia="Times New Roman" w:hAnsi="Arial" w:cs="Arial"/>
+          <w:sz w:val="20"/>
+          <w:szCs w:val="20"/>
+          <w:lang w:eastAsia="pl-PL"/>
+        </w:rPr>
+        <w:t>data.title</w:t>
+      </w:r>
+      <w:proofErr w:type="spellEnd"/>
+      <w:r>
+        <w:rPr>
+          <w:rFonts w:ascii="Arial" w:eastAsia="Times New Roman" w:hAnsi="Arial" w:cs="Arial"/>
+          <w:sz w:val="20"/>
+          <w:szCs w:val="20"/>
+          <w:lang w:eastAsia="pl-PL"/>
+        </w:rPr>
+        <w:t>, {</w:t>
       </w:r>
       <w:r>
         <w:rPr>
@@ -2302,7 +2597,7 @@
           <w:lang w:eastAsia="pl-PL"/>
         </w:rPr>
         <w:br/>
-        <w:t xml:space="preserve">    </w:t>
+        <w:t xml:space="preserve">            body: </w:t>
       </w:r>
       <w:proofErr w:type="spellStart"/>
       <w:r>
@@ -2312,7 +2607,7 @@
           <w:szCs w:val="20"/>
           <w:lang w:eastAsia="pl-PL"/>
         </w:rPr>
-        <w:t>received_at</w:t>
+        <w:t>data.message</w:t>
       </w:r>
       <w:proofErr w:type="spellEnd"/>
       <w:r>
@@ -2322,17 +2617,68 @@
           <w:szCs w:val="20"/>
           <w:lang w:eastAsia="pl-PL"/>
         </w:rPr>
-        <w:t xml:space="preserve"> TIMESTAMP DEFAULT CURRENT_TIMESTAMP</w:t>
-      </w:r>
-      <w:r>
-        <w:rPr>
-          <w:rFonts w:ascii="Arial" w:eastAsia="Times New Roman" w:hAnsi="Arial" w:cs="Arial"/>
-          <w:sz w:val="20"/>
-          <w:szCs w:val="20"/>
-          <w:lang w:eastAsia="pl-PL"/>
-        </w:rPr>
         <w:br/>
-        <w:t>);</w:t>
+        <w:t xml:space="preserve">        });</w:t>
+      </w:r>
+      <w:r>
+        <w:rPr>
+          <w:rFonts w:ascii="Arial" w:eastAsia="Times New Roman" w:hAnsi="Arial" w:cs="Arial"/>
+          <w:sz w:val="20"/>
+          <w:szCs w:val="20"/>
+          <w:lang w:eastAsia="pl-PL"/>
+        </w:rPr>
+        <w:br/>
+        <w:t xml:space="preserve">    }</w:t>
+      </w:r>
+      <w:r>
+        <w:rPr>
+          <w:rFonts w:ascii="Arial" w:eastAsia="Times New Roman" w:hAnsi="Arial" w:cs="Arial"/>
+          <w:sz w:val="20"/>
+          <w:szCs w:val="20"/>
+          <w:lang w:eastAsia="pl-PL"/>
+        </w:rPr>
+        <w:br/>
+        <w:t>};</w:t>
+      </w:r>
+    </w:p>
+    <w:p>
+      <w:pPr>
+        <w:spacing w:before="100" w:beforeAutospacing="1" w:after="100" w:afterAutospacing="1" w:line="240" w:lineRule="auto"/>
+        <w:rPr>
+          <w:rFonts w:ascii="Arial" w:eastAsia="Times New Roman" w:hAnsi="Arial" w:cs="Arial"/>
+          <w:sz w:val="24"/>
+          <w:szCs w:val="24"/>
+          <w:lang w:eastAsia="pl-PL"/>
+        </w:rPr>
+      </w:pPr>
+      <w:r>
+        <w:rPr>
+          <w:rFonts w:ascii="Arial" w:eastAsia="Times New Roman" w:hAnsi="Arial" w:cs="Arial"/>
+          <w:sz w:val="24"/>
+          <w:szCs w:val="24"/>
+          <w:lang w:eastAsia="pl-PL"/>
+        </w:rPr>
+        <w:t xml:space="preserve">To wyświetla </w:t>
+      </w:r>
+      <w:r>
+        <w:rPr>
+          <w:rFonts w:ascii="Arial" w:eastAsia="Times New Roman" w:hAnsi="Arial" w:cs="Arial"/>
+          <w:b/>
+          <w:bCs/>
+          <w:sz w:val="24"/>
+          <w:szCs w:val="24"/>
+          <w:lang w:eastAsia="pl-PL"/>
+        </w:rPr>
+        <w:t>natywne powiadomienie Windows</w:t>
+      </w:r>
+      <w:r>
+        <w:rPr>
+          <w:rFonts w:ascii="Arial" w:eastAsia="Times New Roman" w:hAnsi="Arial" w:cs="Arial"/>
+          <w:sz w:val="24"/>
+          <w:szCs w:val="24"/>
+          <w:lang w:eastAsia="pl-PL"/>
+        </w:rPr>
+        <w:t>.</w:t>
       </w:r>
     </w:p>
     <w:p>
@@ -2353,7 +2699,7 @@
           <w:lang w:eastAsia="pl-PL"/>
         </w:rPr>
         <w:pict>
-          <v:rect id="_x0000_i1031" style="width:0;height:1.5pt" o:hralign="center" o:hrstd="t" o:hr="t" fillcolor="#a0a0a0" stroked="f"/>
+          <v:rect id="_x0000_i1033" style="width:0;height:1.5pt" o:hralign="center" o:hrstd="t" o:hr="t" fillcolor="#a0a0a0" stroked="f"/>
         </w:pict>
       </w:r>
     </w:p>
@@ -2381,10 +2727,231 @@
           <w:szCs w:val="48"/>
           <w:lang w:eastAsia="pl-PL"/>
         </w:rPr>
-        <w:t xml:space="preserve">6. Komunikacja </w:t>
+        <w:t>10. Funkcje aplikacji desktopowej</w:t>
+      </w:r>
+    </w:p>
+    <w:p>
+      <w:pPr>
+        <w:spacing w:before="100" w:beforeAutospacing="1" w:after="100" w:afterAutospacing="1" w:line="240" w:lineRule="auto"/>
+        <w:rPr>
+          <w:rFonts w:ascii="Arial" w:eastAsia="Times New Roman" w:hAnsi="Arial" w:cs="Arial"/>
+          <w:sz w:val="24"/>
+          <w:szCs w:val="24"/>
+          <w:lang w:eastAsia="pl-PL"/>
+        </w:rPr>
+      </w:pPr>
+      <w:r>
+        <w:rPr>
+          <w:rFonts w:ascii="Arial" w:eastAsia="Times New Roman" w:hAnsi="Arial" w:cs="Arial"/>
+          <w:sz w:val="24"/>
+          <w:szCs w:val="24"/>
+          <w:lang w:eastAsia="pl-PL"/>
+        </w:rPr>
+        <w:t xml:space="preserve">Aplikacja </w:t>
       </w:r>
       <w:proofErr w:type="spellStart"/>
       <w:r>
+        <w:rPr>
+          <w:rFonts w:ascii="Arial" w:eastAsia="Times New Roman" w:hAnsi="Arial" w:cs="Arial"/>
+          <w:sz w:val="24"/>
+          <w:szCs w:val="24"/>
+          <w:lang w:eastAsia="pl-PL"/>
+        </w:rPr>
+        <w:t>Electron</w:t>
+      </w:r>
+      <w:proofErr w:type="spellEnd"/>
+      <w:r>
+        <w:rPr>
+          <w:rFonts w:ascii="Arial" w:eastAsia="Times New Roman" w:hAnsi="Arial" w:cs="Arial"/>
+          <w:sz w:val="24"/>
+          <w:szCs w:val="24"/>
+          <w:lang w:eastAsia="pl-PL"/>
+        </w:rPr>
+        <w:t>:</w:t>
+      </w:r>
+    </w:p>
+    <w:p>
+      <w:pPr>
+        <w:numPr>
+          <w:ilvl w:val="0"/>
+          <w:numId w:val="8"/>
+        </w:numPr>
+        <w:spacing w:before="100" w:beforeAutospacing="1" w:after="100" w:afterAutospacing="1" w:line="240" w:lineRule="auto"/>
+        <w:rPr>
+          <w:rFonts w:ascii="Arial" w:eastAsia="Times New Roman" w:hAnsi="Arial" w:cs="Arial"/>
+          <w:sz w:val="24"/>
+          <w:szCs w:val="24"/>
+          <w:lang w:eastAsia="pl-PL"/>
+        </w:rPr>
+      </w:pPr>
+      <w:r>
+        <w:rPr>
+          <w:rFonts w:ascii="Arial" w:eastAsia="Times New Roman" w:hAnsi="Arial" w:cs="Arial"/>
+          <w:sz w:val="24"/>
+          <w:szCs w:val="24"/>
+          <w:lang w:eastAsia="pl-PL"/>
+        </w:rPr>
+        <w:t>logowanie użytkownika</w:t>
+      </w:r>
+    </w:p>
+    <w:p>
+      <w:pPr>
+        <w:numPr>
+          <w:ilvl w:val="0"/>
+          <w:numId w:val="8"/>
+        </w:numPr>
+        <w:spacing w:before="100" w:beforeAutospacing="1" w:after="100" w:afterAutospacing="1" w:line="240" w:lineRule="auto"/>
+        <w:rPr>
+          <w:rFonts w:ascii="Arial" w:eastAsia="Times New Roman" w:hAnsi="Arial" w:cs="Arial"/>
+          <w:sz w:val="24"/>
+          <w:szCs w:val="24"/>
+          <w:lang w:eastAsia="pl-PL"/>
+        </w:rPr>
+      </w:pPr>
+      <w:r>
+        <w:rPr>
+          <w:rFonts w:ascii="Arial" w:eastAsia="Times New Roman" w:hAnsi="Arial" w:cs="Arial"/>
+          <w:sz w:val="24"/>
+          <w:szCs w:val="24"/>
+          <w:lang w:eastAsia="pl-PL"/>
+        </w:rPr>
+        <w:t xml:space="preserve">połączenie </w:t>
+      </w:r>
+      <w:proofErr w:type="spellStart"/>
+      <w:r>
+        <w:rPr>
+          <w:rFonts w:ascii="Arial" w:eastAsia="Times New Roman" w:hAnsi="Arial" w:cs="Arial"/>
+          <w:sz w:val="24"/>
+          <w:szCs w:val="24"/>
+          <w:lang w:eastAsia="pl-PL"/>
+        </w:rPr>
+        <w:t>WebSocket</w:t>
+      </w:r>
+      <w:proofErr w:type="spellEnd"/>
+    </w:p>
+    <w:p>
+      <w:pPr>
+        <w:numPr>
+          <w:ilvl w:val="0"/>
+          <w:numId w:val="8"/>
+        </w:numPr>
+        <w:spacing w:before="100" w:beforeAutospacing="1" w:after="100" w:afterAutospacing="1" w:line="240" w:lineRule="auto"/>
+        <w:rPr>
+          <w:rFonts w:ascii="Arial" w:eastAsia="Times New Roman" w:hAnsi="Arial" w:cs="Arial"/>
+          <w:sz w:val="24"/>
+          <w:szCs w:val="24"/>
+          <w:lang w:eastAsia="pl-PL"/>
+        </w:rPr>
+      </w:pPr>
+      <w:r>
+        <w:rPr>
+          <w:rFonts w:ascii="Arial" w:eastAsia="Times New Roman" w:hAnsi="Arial" w:cs="Arial"/>
+          <w:sz w:val="24"/>
+          <w:szCs w:val="24"/>
+          <w:lang w:eastAsia="pl-PL"/>
+        </w:rPr>
+        <w:lastRenderedPageBreak/>
+        <w:t>odbieranie powiadomień</w:t>
+      </w:r>
+    </w:p>
+    <w:p>
+      <w:pPr>
+        <w:numPr>
+          <w:ilvl w:val="0"/>
+          <w:numId w:val="8"/>
+        </w:numPr>
+        <w:spacing w:before="100" w:beforeAutospacing="1" w:after="100" w:afterAutospacing="1" w:line="240" w:lineRule="auto"/>
+        <w:rPr>
+          <w:rFonts w:ascii="Arial" w:eastAsia="Times New Roman" w:hAnsi="Arial" w:cs="Arial"/>
+          <w:sz w:val="24"/>
+          <w:szCs w:val="24"/>
+          <w:lang w:eastAsia="pl-PL"/>
+        </w:rPr>
+      </w:pPr>
+      <w:r>
+        <w:rPr>
+          <w:rFonts w:ascii="Arial" w:eastAsia="Times New Roman" w:hAnsi="Arial" w:cs="Arial"/>
+          <w:sz w:val="24"/>
+          <w:szCs w:val="24"/>
+          <w:lang w:eastAsia="pl-PL"/>
+        </w:rPr>
+        <w:t>wyświetlanie powiadomień Windows</w:t>
+      </w:r>
+    </w:p>
+    <w:p>
+      <w:pPr>
+        <w:numPr>
+          <w:ilvl w:val="0"/>
+          <w:numId w:val="8"/>
+        </w:numPr>
+        <w:spacing w:before="100" w:beforeAutospacing="1" w:after="100" w:afterAutospacing="1" w:line="240" w:lineRule="auto"/>
+        <w:rPr>
+          <w:rFonts w:ascii="Arial" w:eastAsia="Times New Roman" w:hAnsi="Arial" w:cs="Arial"/>
+          <w:sz w:val="24"/>
+          <w:szCs w:val="24"/>
+          <w:lang w:eastAsia="pl-PL"/>
+        </w:rPr>
+      </w:pPr>
+      <w:r>
+        <w:rPr>
+          <w:rFonts w:ascii="Arial" w:eastAsia="Times New Roman" w:hAnsi="Arial" w:cs="Arial"/>
+          <w:sz w:val="24"/>
+          <w:szCs w:val="24"/>
+          <w:lang w:eastAsia="pl-PL"/>
+        </w:rPr>
+        <w:t>historia powiadomień</w:t>
+      </w:r>
+    </w:p>
+    <w:p>
+      <w:pPr>
+        <w:numPr>
+          <w:ilvl w:val="0"/>
+          <w:numId w:val="8"/>
+        </w:numPr>
+        <w:spacing w:before="100" w:beforeAutospacing="1" w:after="100" w:afterAutospacing="1" w:line="240" w:lineRule="auto"/>
+        <w:rPr>
+          <w:rFonts w:ascii="Arial" w:eastAsia="Times New Roman" w:hAnsi="Arial" w:cs="Arial"/>
+          <w:sz w:val="24"/>
+          <w:szCs w:val="24"/>
+          <w:lang w:eastAsia="pl-PL"/>
+        </w:rPr>
+      </w:pPr>
+      <w:r>
+        <w:rPr>
+          <w:rFonts w:ascii="Arial" w:eastAsia="Times New Roman" w:hAnsi="Arial" w:cs="Arial"/>
+          <w:sz w:val="24"/>
+          <w:szCs w:val="24"/>
+          <w:lang w:eastAsia="pl-PL"/>
+        </w:rPr>
+        <w:t>automatyczne ponowne łączenie</w:t>
+      </w:r>
+    </w:p>
+    <w:p>
+      <w:pPr>
+        <w:spacing w:after="0" w:line="240" w:lineRule="auto"/>
+        <w:rPr>
+          <w:rFonts w:ascii="Arial" w:eastAsia="Times New Roman" w:hAnsi="Arial" w:cs="Arial"/>
+          <w:sz w:val="24"/>
+          <w:szCs w:val="24"/>
+          <w:lang w:eastAsia="pl-PL"/>
+        </w:rPr>
+      </w:pPr>
+      <w:r>
+        <w:rPr>
+          <w:rFonts w:ascii="Arial" w:eastAsia="Times New Roman" w:hAnsi="Arial" w:cs="Arial"/>
+          <w:sz w:val="24"/>
+          <w:szCs w:val="24"/>
+          <w:lang w:eastAsia="pl-PL"/>
+        </w:rPr>
+        <w:pict>
+          <v:rect id="_x0000_i1034" style="width:0;height:1.5pt" o:hralign="center" o:hrstd="t" o:hr="t" fillcolor="#a0a0a0" stroked="f"/>
+        </w:pict>
+      </w:r>
+    </w:p>
+    <w:p>
+      <w:pPr>
+        <w:spacing w:before="100" w:beforeAutospacing="1" w:after="100" w:afterAutospacing="1" w:line="240" w:lineRule="auto"/>
+        <w:outlineLvl w:val="0"/>
         <w:rPr>
           <w:rFonts w:ascii="Arial" w:eastAsia="Times New Roman" w:hAnsi="Arial" w:cs="Arial"/>
           <w:b/>
@@ -2394,398 +2961,8 @@
           <w:szCs w:val="48"/>
           <w:lang w:eastAsia="pl-PL"/>
         </w:rPr>
-        <w:t>WebSocket</w:t>
-      </w:r>
-      <w:proofErr w:type="spellEnd"/>
-    </w:p>
-    <w:p>
-      <w:pPr>
-        <w:spacing w:before="100" w:beforeAutospacing="1" w:after="100" w:afterAutospacing="1" w:line="240" w:lineRule="auto"/>
-        <w:rPr>
-          <w:rFonts w:ascii="Arial" w:eastAsia="Times New Roman" w:hAnsi="Arial" w:cs="Arial"/>
-          <w:sz w:val="24"/>
-          <w:szCs w:val="24"/>
-          <w:lang w:eastAsia="pl-PL"/>
-        </w:rPr>
-      </w:pPr>
-      <w:r>
-        <w:rPr>
-          <w:rFonts w:ascii="Arial" w:eastAsia="Times New Roman" w:hAnsi="Arial" w:cs="Arial"/>
-          <w:sz w:val="24"/>
-          <w:szCs w:val="24"/>
-          <w:lang w:eastAsia="pl-PL"/>
-        </w:rPr>
-        <w:t>System używa komunikatów JSON.</w:t>
-      </w:r>
-    </w:p>
-    <w:p>
-      <w:pPr>
-        <w:spacing w:before="100" w:beforeAutospacing="1" w:after="100" w:afterAutospacing="1" w:line="240" w:lineRule="auto"/>
-        <w:outlineLvl w:val="1"/>
-        <w:rPr>
-          <w:rFonts w:ascii="Arial" w:eastAsia="Times New Roman" w:hAnsi="Arial" w:cs="Arial"/>
-          <w:b/>
-          <w:bCs/>
-          <w:sz w:val="36"/>
-          <w:szCs w:val="36"/>
-          <w:lang w:eastAsia="pl-PL"/>
-        </w:rPr>
-      </w:pPr>
-      <w:r>
-        <w:rPr>
-          <w:rFonts w:ascii="Arial" w:eastAsia="Times New Roman" w:hAnsi="Arial" w:cs="Arial"/>
-          <w:b/>
-          <w:bCs/>
-          <w:sz w:val="36"/>
-          <w:szCs w:val="36"/>
-          <w:lang w:eastAsia="pl-PL"/>
-        </w:rPr>
-        <w:t>Logowanie</w:t>
-      </w:r>
-    </w:p>
-    <w:p>
-      <w:pPr>
-        <w:spacing w:before="100" w:beforeAutospacing="1" w:after="100" w:afterAutospacing="1" w:line="240" w:lineRule="auto"/>
-        <w:rPr>
-          <w:rFonts w:ascii="Arial" w:eastAsia="Times New Roman" w:hAnsi="Arial" w:cs="Arial"/>
-          <w:sz w:val="24"/>
-          <w:szCs w:val="24"/>
-          <w:lang w:eastAsia="pl-PL"/>
-        </w:rPr>
-      </w:pPr>
-      <w:r>
-        <w:rPr>
-          <w:rFonts w:ascii="Arial" w:eastAsia="Times New Roman" w:hAnsi="Arial" w:cs="Arial"/>
-          <w:sz w:val="24"/>
-          <w:szCs w:val="24"/>
-          <w:lang w:eastAsia="pl-PL"/>
-        </w:rPr>
-        <w:t>Klient wysyła:</w:t>
-      </w:r>
-    </w:p>
-    <w:p>
-      <w:pPr>
-        <w:tabs>
-          <w:tab w:val="left" w:pos="916"/>
-          <w:tab w:val="left" w:pos="1832"/>
-          <w:tab w:val="left" w:pos="2748"/>
-          <w:tab w:val="left" w:pos="3664"/>
-          <w:tab w:val="left" w:pos="4580"/>
-          <w:tab w:val="left" w:pos="5496"/>
-          <w:tab w:val="left" w:pos="6412"/>
-          <w:tab w:val="left" w:pos="7328"/>
-          <w:tab w:val="left" w:pos="8244"/>
-          <w:tab w:val="left" w:pos="9160"/>
-          <w:tab w:val="left" w:pos="10076"/>
-          <w:tab w:val="left" w:pos="10992"/>
-          <w:tab w:val="left" w:pos="11908"/>
-          <w:tab w:val="left" w:pos="12824"/>
-          <w:tab w:val="left" w:pos="13740"/>
-          <w:tab w:val="left" w:pos="14656"/>
-        </w:tabs>
-        <w:spacing w:after="0" w:line="240" w:lineRule="auto"/>
-        <w:rPr>
-          <w:rFonts w:ascii="Arial" w:eastAsia="Times New Roman" w:hAnsi="Arial" w:cs="Arial"/>
-          <w:sz w:val="20"/>
-          <w:szCs w:val="20"/>
-          <w:lang w:eastAsia="pl-PL"/>
-        </w:rPr>
-      </w:pPr>
-      <w:r>
-        <w:rPr>
-          <w:rFonts w:ascii="Arial" w:eastAsia="Times New Roman" w:hAnsi="Arial" w:cs="Arial"/>
-          <w:sz w:val="20"/>
-          <w:szCs w:val="20"/>
-          <w:lang w:eastAsia="pl-PL"/>
-        </w:rPr>
-        <w:t>{</w:t>
-      </w:r>
-      <w:r>
-        <w:rPr>
-          <w:rFonts w:ascii="Arial" w:eastAsia="Times New Roman" w:hAnsi="Arial" w:cs="Arial"/>
-          <w:sz w:val="20"/>
-          <w:szCs w:val="20"/>
-          <w:lang w:eastAsia="pl-PL"/>
-        </w:rPr>
-        <w:br/>
-        <w:t xml:space="preserve">  "</w:t>
-      </w:r>
-      <w:proofErr w:type="spellStart"/>
-      <w:r>
-        <w:rPr>
-          <w:rFonts w:ascii="Arial" w:eastAsia="Times New Roman" w:hAnsi="Arial" w:cs="Arial"/>
-          <w:sz w:val="20"/>
-          <w:szCs w:val="20"/>
-          <w:lang w:eastAsia="pl-PL"/>
-        </w:rPr>
-        <w:t>type</w:t>
-      </w:r>
-      <w:proofErr w:type="spellEnd"/>
-      <w:r>
-        <w:rPr>
-          <w:rFonts w:ascii="Arial" w:eastAsia="Times New Roman" w:hAnsi="Arial" w:cs="Arial"/>
-          <w:sz w:val="20"/>
-          <w:szCs w:val="20"/>
-          <w:lang w:eastAsia="pl-PL"/>
-        </w:rPr>
-        <w:t>": "login",</w:t>
-      </w:r>
-      <w:r>
-        <w:rPr>
-          <w:rFonts w:ascii="Arial" w:eastAsia="Times New Roman" w:hAnsi="Arial" w:cs="Arial"/>
-          <w:sz w:val="20"/>
-          <w:szCs w:val="20"/>
-          <w:lang w:eastAsia="pl-PL"/>
-        </w:rPr>
-        <w:br/>
-        <w:t xml:space="preserve">  "email": "user@test.com",</w:t>
-      </w:r>
-      <w:r>
-        <w:rPr>
-          <w:rFonts w:ascii="Arial" w:eastAsia="Times New Roman" w:hAnsi="Arial" w:cs="Arial"/>
-          <w:sz w:val="20"/>
-          <w:szCs w:val="20"/>
-          <w:lang w:eastAsia="pl-PL"/>
-        </w:rPr>
-        <w:br/>
-        <w:t xml:space="preserve">  "</w:t>
-      </w:r>
-      <w:proofErr w:type="spellStart"/>
-      <w:r>
-        <w:rPr>
-          <w:rFonts w:ascii="Arial" w:eastAsia="Times New Roman" w:hAnsi="Arial" w:cs="Arial"/>
-          <w:sz w:val="20"/>
-          <w:szCs w:val="20"/>
-          <w:lang w:eastAsia="pl-PL"/>
-        </w:rPr>
-        <w:t>password</w:t>
-      </w:r>
-      <w:proofErr w:type="spellEnd"/>
-      <w:r>
-        <w:rPr>
-          <w:rFonts w:ascii="Arial" w:eastAsia="Times New Roman" w:hAnsi="Arial" w:cs="Arial"/>
-          <w:sz w:val="20"/>
-          <w:szCs w:val="20"/>
-          <w:lang w:eastAsia="pl-PL"/>
-        </w:rPr>
-        <w:t>": "123456"</w:t>
-      </w:r>
-      <w:r>
-        <w:rPr>
-          <w:rFonts w:ascii="Arial" w:eastAsia="Times New Roman" w:hAnsi="Arial" w:cs="Arial"/>
-          <w:sz w:val="20"/>
-          <w:szCs w:val="20"/>
-          <w:lang w:eastAsia="pl-PL"/>
-        </w:rPr>
-        <w:br/>
-        <w:t>}</w:t>
-      </w:r>
-    </w:p>
-    <w:p>
-      <w:pPr>
-        <w:spacing w:before="100" w:beforeAutospacing="1" w:after="100" w:afterAutospacing="1" w:line="240" w:lineRule="auto"/>
-        <w:rPr>
-          <w:rFonts w:ascii="Arial" w:eastAsia="Times New Roman" w:hAnsi="Arial" w:cs="Arial"/>
-          <w:sz w:val="24"/>
-          <w:szCs w:val="24"/>
-          <w:lang w:eastAsia="pl-PL"/>
-        </w:rPr>
-      </w:pPr>
-      <w:r>
-        <w:rPr>
-          <w:rFonts w:ascii="Arial" w:eastAsia="Times New Roman" w:hAnsi="Arial" w:cs="Arial"/>
-          <w:sz w:val="24"/>
-          <w:szCs w:val="24"/>
-          <w:lang w:eastAsia="pl-PL"/>
-        </w:rPr>
-        <w:t>Serwer odpowiada:</w:t>
-      </w:r>
-    </w:p>
-    <w:p>
-      <w:pPr>
-        <w:tabs>
-          <w:tab w:val="left" w:pos="916"/>
-          <w:tab w:val="left" w:pos="1832"/>
-          <w:tab w:val="left" w:pos="2748"/>
-          <w:tab w:val="left" w:pos="3664"/>
-          <w:tab w:val="left" w:pos="4580"/>
-          <w:tab w:val="left" w:pos="5496"/>
-          <w:tab w:val="left" w:pos="6412"/>
-          <w:tab w:val="left" w:pos="7328"/>
-          <w:tab w:val="left" w:pos="8244"/>
-          <w:tab w:val="left" w:pos="9160"/>
-          <w:tab w:val="left" w:pos="10076"/>
-          <w:tab w:val="left" w:pos="10992"/>
-          <w:tab w:val="left" w:pos="11908"/>
-          <w:tab w:val="left" w:pos="12824"/>
-          <w:tab w:val="left" w:pos="13740"/>
-          <w:tab w:val="left" w:pos="14656"/>
-        </w:tabs>
-        <w:spacing w:after="0" w:line="240" w:lineRule="auto"/>
-        <w:rPr>
-          <w:rFonts w:ascii="Arial" w:eastAsia="Times New Roman" w:hAnsi="Arial" w:cs="Arial"/>
-          <w:sz w:val="20"/>
-          <w:szCs w:val="20"/>
-          <w:lang w:eastAsia="pl-PL"/>
-        </w:rPr>
-      </w:pPr>
-      <w:r>
-        <w:rPr>
-          <w:rFonts w:ascii="Arial" w:eastAsia="Times New Roman" w:hAnsi="Arial" w:cs="Arial"/>
-          <w:sz w:val="20"/>
-          <w:szCs w:val="20"/>
-          <w:lang w:eastAsia="pl-PL"/>
-        </w:rPr>
-        <w:t>{</w:t>
-      </w:r>
-      <w:r>
-        <w:rPr>
-          <w:rFonts w:ascii="Arial" w:eastAsia="Times New Roman" w:hAnsi="Arial" w:cs="Arial"/>
-          <w:sz w:val="20"/>
-          <w:szCs w:val="20"/>
-          <w:lang w:eastAsia="pl-PL"/>
-        </w:rPr>
-        <w:br/>
-        <w:t xml:space="preserve">  "</w:t>
-      </w:r>
-      <w:proofErr w:type="spellStart"/>
-      <w:r>
-        <w:rPr>
-          <w:rFonts w:ascii="Arial" w:eastAsia="Times New Roman" w:hAnsi="Arial" w:cs="Arial"/>
-          <w:sz w:val="20"/>
-          <w:szCs w:val="20"/>
-          <w:lang w:eastAsia="pl-PL"/>
-        </w:rPr>
-        <w:t>type</w:t>
-      </w:r>
-      <w:proofErr w:type="spellEnd"/>
-      <w:r>
-        <w:rPr>
-          <w:rFonts w:ascii="Arial" w:eastAsia="Times New Roman" w:hAnsi="Arial" w:cs="Arial"/>
-          <w:sz w:val="20"/>
-          <w:szCs w:val="20"/>
-          <w:lang w:eastAsia="pl-PL"/>
-        </w:rPr>
-        <w:t>": "</w:t>
-      </w:r>
-      <w:proofErr w:type="spellStart"/>
-      <w:r>
-        <w:rPr>
-          <w:rFonts w:ascii="Arial" w:eastAsia="Times New Roman" w:hAnsi="Arial" w:cs="Arial"/>
-          <w:sz w:val="20"/>
-          <w:szCs w:val="20"/>
-          <w:lang w:eastAsia="pl-PL"/>
-        </w:rPr>
-        <w:t>login_success</w:t>
-      </w:r>
-      <w:proofErr w:type="spellEnd"/>
-      <w:r>
-        <w:rPr>
-          <w:rFonts w:ascii="Arial" w:eastAsia="Times New Roman" w:hAnsi="Arial" w:cs="Arial"/>
-          <w:sz w:val="20"/>
-          <w:szCs w:val="20"/>
-          <w:lang w:eastAsia="pl-PL"/>
-        </w:rPr>
-        <w:t>",</w:t>
-      </w:r>
-      <w:r>
-        <w:rPr>
-          <w:rFonts w:ascii="Arial" w:eastAsia="Times New Roman" w:hAnsi="Arial" w:cs="Arial"/>
-          <w:sz w:val="20"/>
-          <w:szCs w:val="20"/>
-          <w:lang w:eastAsia="pl-PL"/>
-        </w:rPr>
-        <w:br/>
-        <w:t xml:space="preserve">  "</w:t>
-      </w:r>
-      <w:proofErr w:type="spellStart"/>
-      <w:r>
-        <w:rPr>
-          <w:rFonts w:ascii="Arial" w:eastAsia="Times New Roman" w:hAnsi="Arial" w:cs="Arial"/>
-          <w:sz w:val="20"/>
-          <w:szCs w:val="20"/>
-          <w:lang w:eastAsia="pl-PL"/>
-        </w:rPr>
-        <w:t>userId</w:t>
-      </w:r>
-      <w:proofErr w:type="spellEnd"/>
-      <w:r>
-        <w:rPr>
-          <w:rFonts w:ascii="Arial" w:eastAsia="Times New Roman" w:hAnsi="Arial" w:cs="Arial"/>
-          <w:sz w:val="20"/>
-          <w:szCs w:val="20"/>
-          <w:lang w:eastAsia="pl-PL"/>
-        </w:rPr>
-        <w:t>": 5,</w:t>
-      </w:r>
-      <w:r>
-        <w:rPr>
-          <w:rFonts w:ascii="Arial" w:eastAsia="Times New Roman" w:hAnsi="Arial" w:cs="Arial"/>
-          <w:sz w:val="20"/>
-          <w:szCs w:val="20"/>
-          <w:lang w:eastAsia="pl-PL"/>
-        </w:rPr>
-        <w:br/>
-        <w:t xml:space="preserve">  "role": "</w:t>
-      </w:r>
-      <w:proofErr w:type="spellStart"/>
-      <w:r>
-        <w:rPr>
-          <w:rFonts w:ascii="Arial" w:eastAsia="Times New Roman" w:hAnsi="Arial" w:cs="Arial"/>
-          <w:sz w:val="20"/>
-          <w:szCs w:val="20"/>
-          <w:lang w:eastAsia="pl-PL"/>
-        </w:rPr>
-        <w:t>user</w:t>
-      </w:r>
-      <w:proofErr w:type="spellEnd"/>
-      <w:r>
-        <w:rPr>
-          <w:rFonts w:ascii="Arial" w:eastAsia="Times New Roman" w:hAnsi="Arial" w:cs="Arial"/>
-          <w:sz w:val="20"/>
-          <w:szCs w:val="20"/>
-          <w:lang w:eastAsia="pl-PL"/>
-        </w:rPr>
-        <w:t>"</w:t>
-      </w:r>
-      <w:r>
-        <w:rPr>
-          <w:rFonts w:ascii="Arial" w:eastAsia="Times New Roman" w:hAnsi="Arial" w:cs="Arial"/>
-          <w:sz w:val="20"/>
-          <w:szCs w:val="20"/>
-          <w:lang w:eastAsia="pl-PL"/>
-        </w:rPr>
-        <w:br/>
-        <w:t>}</w:t>
-      </w:r>
-    </w:p>
-    <w:p>
-      <w:pPr>
-        <w:spacing w:after="0" w:line="240" w:lineRule="auto"/>
-        <w:rPr>
-          <w:rFonts w:ascii="Arial" w:eastAsia="Times New Roman" w:hAnsi="Arial" w:cs="Arial"/>
-          <w:sz w:val="24"/>
-          <w:szCs w:val="24"/>
-          <w:lang w:eastAsia="pl-PL"/>
-        </w:rPr>
-      </w:pPr>
-      <w:r>
-        <w:rPr>
-          <w:rFonts w:ascii="Arial" w:eastAsia="Times New Roman" w:hAnsi="Arial" w:cs="Arial"/>
-          <w:sz w:val="24"/>
-          <w:szCs w:val="24"/>
-          <w:lang w:eastAsia="pl-PL"/>
-        </w:rPr>
-        <w:lastRenderedPageBreak/>
-        <w:pict>
-          <v:rect id="_x0000_i1032" style="width:0;height:1.5pt" o:hralign="center" o:hrstd="t" o:hr="t" fillcolor="#a0a0a0" stroked="f"/>
-        </w:pict>
-      </w:r>
-    </w:p>
-    <w:p>
-      <w:pPr>
-        <w:spacing w:before="100" w:beforeAutospacing="1" w:after="100" w:afterAutospacing="1" w:line="240" w:lineRule="auto"/>
-        <w:outlineLvl w:val="0"/>
+      </w:pPr>
+      <w:r>
         <w:rPr>
           <w:rFonts w:ascii="Arial" w:eastAsia="Times New Roman" w:hAnsi="Arial" w:cs="Arial"/>
           <w:b/>
@@ -2795,1559 +2972,6 @@
           <w:szCs w:val="48"/>
           <w:lang w:eastAsia="pl-PL"/>
         </w:rPr>
-      </w:pPr>
-      <w:r>
-        <w:rPr>
-          <w:rFonts w:ascii="Arial" w:eastAsia="Times New Roman" w:hAnsi="Arial" w:cs="Arial"/>
-          <w:b/>
-          <w:bCs/>
-          <w:kern w:val="36"/>
-          <w:sz w:val="48"/>
-          <w:szCs w:val="48"/>
-          <w:lang w:eastAsia="pl-PL"/>
-        </w:rPr>
-        <w:t>7. Wysyłanie powiadomień</w:t>
-      </w:r>
-    </w:p>
-    <w:p>
-      <w:pPr>
-        <w:spacing w:before="100" w:beforeAutospacing="1" w:after="100" w:afterAutospacing="1" w:line="240" w:lineRule="auto"/>
-        <w:rPr>
-          <w:rFonts w:ascii="Arial" w:eastAsia="Times New Roman" w:hAnsi="Arial" w:cs="Arial"/>
-          <w:sz w:val="24"/>
-          <w:szCs w:val="24"/>
-          <w:lang w:eastAsia="pl-PL"/>
-        </w:rPr>
-      </w:pPr>
-      <w:r>
-        <w:rPr>
-          <w:rFonts w:ascii="Arial" w:eastAsia="Times New Roman" w:hAnsi="Arial" w:cs="Arial"/>
-          <w:sz w:val="24"/>
-          <w:szCs w:val="24"/>
-          <w:lang w:eastAsia="pl-PL"/>
-        </w:rPr>
-        <w:t>Administrator wysyła:</w:t>
-      </w:r>
-    </w:p>
-    <w:p>
-      <w:pPr>
-        <w:tabs>
-          <w:tab w:val="left" w:pos="916"/>
-          <w:tab w:val="left" w:pos="1832"/>
-          <w:tab w:val="left" w:pos="2748"/>
-          <w:tab w:val="left" w:pos="3664"/>
-          <w:tab w:val="left" w:pos="4580"/>
-          <w:tab w:val="left" w:pos="5496"/>
-          <w:tab w:val="left" w:pos="6412"/>
-          <w:tab w:val="left" w:pos="7328"/>
-          <w:tab w:val="left" w:pos="8244"/>
-          <w:tab w:val="left" w:pos="9160"/>
-          <w:tab w:val="left" w:pos="10076"/>
-          <w:tab w:val="left" w:pos="10992"/>
-          <w:tab w:val="left" w:pos="11908"/>
-          <w:tab w:val="left" w:pos="12824"/>
-          <w:tab w:val="left" w:pos="13740"/>
-          <w:tab w:val="left" w:pos="14656"/>
-        </w:tabs>
-        <w:spacing w:after="0" w:line="240" w:lineRule="auto"/>
-        <w:rPr>
-          <w:rFonts w:ascii="Arial" w:eastAsia="Times New Roman" w:hAnsi="Arial" w:cs="Arial"/>
-          <w:sz w:val="20"/>
-          <w:szCs w:val="20"/>
-          <w:lang w:eastAsia="pl-PL"/>
-        </w:rPr>
-      </w:pPr>
-      <w:r>
-        <w:rPr>
-          <w:rFonts w:ascii="Arial" w:eastAsia="Times New Roman" w:hAnsi="Arial" w:cs="Arial"/>
-          <w:sz w:val="20"/>
-          <w:szCs w:val="20"/>
-          <w:lang w:eastAsia="pl-PL"/>
-        </w:rPr>
-        <w:t>{</w:t>
-      </w:r>
-      <w:r>
-        <w:rPr>
-          <w:rFonts w:ascii="Arial" w:eastAsia="Times New Roman" w:hAnsi="Arial" w:cs="Arial"/>
-          <w:sz w:val="20"/>
-          <w:szCs w:val="20"/>
-          <w:lang w:eastAsia="pl-PL"/>
-        </w:rPr>
-        <w:br/>
-        <w:t xml:space="preserve">  "</w:t>
-      </w:r>
-      <w:proofErr w:type="spellStart"/>
-      <w:r>
-        <w:rPr>
-          <w:rFonts w:ascii="Arial" w:eastAsia="Times New Roman" w:hAnsi="Arial" w:cs="Arial"/>
-          <w:sz w:val="20"/>
-          <w:szCs w:val="20"/>
-          <w:lang w:eastAsia="pl-PL"/>
-        </w:rPr>
-        <w:t>type</w:t>
-      </w:r>
-      <w:proofErr w:type="spellEnd"/>
-      <w:r>
-        <w:rPr>
-          <w:rFonts w:ascii="Arial" w:eastAsia="Times New Roman" w:hAnsi="Arial" w:cs="Arial"/>
-          <w:sz w:val="20"/>
-          <w:szCs w:val="20"/>
-          <w:lang w:eastAsia="pl-PL"/>
-        </w:rPr>
-        <w:t>": "</w:t>
-      </w:r>
-      <w:proofErr w:type="spellStart"/>
-      <w:r>
-        <w:rPr>
-          <w:rFonts w:ascii="Arial" w:eastAsia="Times New Roman" w:hAnsi="Arial" w:cs="Arial"/>
-          <w:sz w:val="20"/>
-          <w:szCs w:val="20"/>
-          <w:lang w:eastAsia="pl-PL"/>
-        </w:rPr>
-        <w:t>send_notification</w:t>
-      </w:r>
-      <w:proofErr w:type="spellEnd"/>
-      <w:r>
-        <w:rPr>
-          <w:rFonts w:ascii="Arial" w:eastAsia="Times New Roman" w:hAnsi="Arial" w:cs="Arial"/>
-          <w:sz w:val="20"/>
-          <w:szCs w:val="20"/>
-          <w:lang w:eastAsia="pl-PL"/>
-        </w:rPr>
-        <w:t>",</w:t>
-      </w:r>
-      <w:r>
-        <w:rPr>
-          <w:rFonts w:ascii="Arial" w:eastAsia="Times New Roman" w:hAnsi="Arial" w:cs="Arial"/>
-          <w:sz w:val="20"/>
-          <w:szCs w:val="20"/>
-          <w:lang w:eastAsia="pl-PL"/>
-        </w:rPr>
-        <w:br/>
-        <w:t xml:space="preserve">  "</w:t>
-      </w:r>
-      <w:proofErr w:type="spellStart"/>
-      <w:r>
-        <w:rPr>
-          <w:rFonts w:ascii="Arial" w:eastAsia="Times New Roman" w:hAnsi="Arial" w:cs="Arial"/>
-          <w:sz w:val="20"/>
-          <w:szCs w:val="20"/>
-          <w:lang w:eastAsia="pl-PL"/>
-        </w:rPr>
-        <w:t>notificationType</w:t>
-      </w:r>
-      <w:proofErr w:type="spellEnd"/>
-      <w:r>
-        <w:rPr>
-          <w:rFonts w:ascii="Arial" w:eastAsia="Times New Roman" w:hAnsi="Arial" w:cs="Arial"/>
-          <w:sz w:val="20"/>
-          <w:szCs w:val="20"/>
-          <w:lang w:eastAsia="pl-PL"/>
-        </w:rPr>
-        <w:t>": "</w:t>
-      </w:r>
-      <w:proofErr w:type="spellStart"/>
-      <w:r>
-        <w:rPr>
-          <w:rFonts w:ascii="Arial" w:eastAsia="Times New Roman" w:hAnsi="Arial" w:cs="Arial"/>
-          <w:sz w:val="20"/>
-          <w:szCs w:val="20"/>
-          <w:lang w:eastAsia="pl-PL"/>
-        </w:rPr>
-        <w:t>global</w:t>
-      </w:r>
-      <w:proofErr w:type="spellEnd"/>
-      <w:r>
-        <w:rPr>
-          <w:rFonts w:ascii="Arial" w:eastAsia="Times New Roman" w:hAnsi="Arial" w:cs="Arial"/>
-          <w:sz w:val="20"/>
-          <w:szCs w:val="20"/>
-          <w:lang w:eastAsia="pl-PL"/>
-        </w:rPr>
-        <w:t>",</w:t>
-      </w:r>
-      <w:r>
-        <w:rPr>
-          <w:rFonts w:ascii="Arial" w:eastAsia="Times New Roman" w:hAnsi="Arial" w:cs="Arial"/>
-          <w:sz w:val="20"/>
-          <w:szCs w:val="20"/>
-          <w:lang w:eastAsia="pl-PL"/>
-        </w:rPr>
-        <w:br/>
-        <w:t xml:space="preserve">  "</w:t>
-      </w:r>
-      <w:proofErr w:type="spellStart"/>
-      <w:r>
-        <w:rPr>
-          <w:rFonts w:ascii="Arial" w:eastAsia="Times New Roman" w:hAnsi="Arial" w:cs="Arial"/>
-          <w:sz w:val="20"/>
-          <w:szCs w:val="20"/>
-          <w:lang w:eastAsia="pl-PL"/>
-        </w:rPr>
-        <w:t>title</w:t>
-      </w:r>
-      <w:proofErr w:type="spellEnd"/>
-      <w:r>
-        <w:rPr>
-          <w:rFonts w:ascii="Arial" w:eastAsia="Times New Roman" w:hAnsi="Arial" w:cs="Arial"/>
-          <w:sz w:val="20"/>
-          <w:szCs w:val="20"/>
-          <w:lang w:eastAsia="pl-PL"/>
-        </w:rPr>
-        <w:t>": "System",</w:t>
-      </w:r>
-      <w:r>
-        <w:rPr>
-          <w:rFonts w:ascii="Arial" w:eastAsia="Times New Roman" w:hAnsi="Arial" w:cs="Arial"/>
-          <w:sz w:val="20"/>
-          <w:szCs w:val="20"/>
-          <w:lang w:eastAsia="pl-PL"/>
-        </w:rPr>
-        <w:br/>
-        <w:t xml:space="preserve">  "</w:t>
-      </w:r>
-      <w:proofErr w:type="spellStart"/>
-      <w:r>
-        <w:rPr>
-          <w:rFonts w:ascii="Arial" w:eastAsia="Times New Roman" w:hAnsi="Arial" w:cs="Arial"/>
-          <w:sz w:val="20"/>
-          <w:szCs w:val="20"/>
-          <w:lang w:eastAsia="pl-PL"/>
-        </w:rPr>
-        <w:t>message</w:t>
-      </w:r>
-      <w:proofErr w:type="spellEnd"/>
-      <w:r>
-        <w:rPr>
-          <w:rFonts w:ascii="Arial" w:eastAsia="Times New Roman" w:hAnsi="Arial" w:cs="Arial"/>
-          <w:sz w:val="20"/>
-          <w:szCs w:val="20"/>
-          <w:lang w:eastAsia="pl-PL"/>
-        </w:rPr>
-        <w:t>": "Nowa aktualizacja systemu"</w:t>
-      </w:r>
-      <w:r>
-        <w:rPr>
-          <w:rFonts w:ascii="Arial" w:eastAsia="Times New Roman" w:hAnsi="Arial" w:cs="Arial"/>
-          <w:sz w:val="20"/>
-          <w:szCs w:val="20"/>
-          <w:lang w:eastAsia="pl-PL"/>
-        </w:rPr>
-        <w:br/>
-        <w:t>}</w:t>
-      </w:r>
-    </w:p>
-    <w:p>
-      <w:pPr>
-        <w:spacing w:before="100" w:beforeAutospacing="1" w:after="100" w:afterAutospacing="1" w:line="240" w:lineRule="auto"/>
-        <w:rPr>
-          <w:rFonts w:ascii="Arial" w:eastAsia="Times New Roman" w:hAnsi="Arial" w:cs="Arial"/>
-          <w:sz w:val="24"/>
-          <w:szCs w:val="24"/>
-          <w:lang w:eastAsia="pl-PL"/>
-        </w:rPr>
-      </w:pPr>
-      <w:r>
-        <w:rPr>
-          <w:rFonts w:ascii="Arial" w:eastAsia="Times New Roman" w:hAnsi="Arial" w:cs="Arial"/>
-          <w:sz w:val="24"/>
-          <w:szCs w:val="24"/>
-          <w:lang w:eastAsia="pl-PL"/>
-        </w:rPr>
-        <w:t>Serwer:</w:t>
-      </w:r>
-    </w:p>
-    <w:p>
-      <w:pPr>
-        <w:numPr>
-          <w:ilvl w:val="0"/>
-          <w:numId w:val="7"/>
-        </w:numPr>
-        <w:spacing w:before="100" w:beforeAutospacing="1" w:after="100" w:afterAutospacing="1" w:line="240" w:lineRule="auto"/>
-        <w:rPr>
-          <w:rFonts w:ascii="Arial" w:eastAsia="Times New Roman" w:hAnsi="Arial" w:cs="Arial"/>
-          <w:sz w:val="24"/>
-          <w:szCs w:val="24"/>
-          <w:lang w:eastAsia="pl-PL"/>
-        </w:rPr>
-      </w:pPr>
-      <w:r>
-        <w:rPr>
-          <w:rFonts w:ascii="Arial" w:eastAsia="Times New Roman" w:hAnsi="Arial" w:cs="Arial"/>
-          <w:sz w:val="24"/>
-          <w:szCs w:val="24"/>
-          <w:lang w:eastAsia="pl-PL"/>
-        </w:rPr>
-        <w:t>zapisuje powiadomienie w MySQL</w:t>
-      </w:r>
-    </w:p>
-    <w:p>
-      <w:pPr>
-        <w:numPr>
-          <w:ilvl w:val="0"/>
-          <w:numId w:val="7"/>
-        </w:numPr>
-        <w:spacing w:before="100" w:beforeAutospacing="1" w:after="100" w:afterAutospacing="1" w:line="240" w:lineRule="auto"/>
-        <w:rPr>
-          <w:rFonts w:ascii="Arial" w:eastAsia="Times New Roman" w:hAnsi="Arial" w:cs="Arial"/>
-          <w:sz w:val="24"/>
-          <w:szCs w:val="24"/>
-          <w:lang w:eastAsia="pl-PL"/>
-        </w:rPr>
-      </w:pPr>
-      <w:r>
-        <w:rPr>
-          <w:rFonts w:ascii="Arial" w:eastAsia="Times New Roman" w:hAnsi="Arial" w:cs="Arial"/>
-          <w:sz w:val="24"/>
-          <w:szCs w:val="24"/>
-          <w:lang w:eastAsia="pl-PL"/>
-        </w:rPr>
-        <w:t xml:space="preserve">tworzy wpisy w </w:t>
-      </w:r>
-      <w:proofErr w:type="spellStart"/>
-      <w:r>
-        <w:rPr>
-          <w:rFonts w:ascii="Arial" w:eastAsia="Times New Roman" w:hAnsi="Arial" w:cs="Arial"/>
-          <w:sz w:val="20"/>
-          <w:szCs w:val="20"/>
-          <w:lang w:eastAsia="pl-PL"/>
-        </w:rPr>
-        <w:t>user_notifications</w:t>
-      </w:r>
-      <w:proofErr w:type="spellEnd"/>
-    </w:p>
-    <w:p>
-      <w:pPr>
-        <w:numPr>
-          <w:ilvl w:val="0"/>
-          <w:numId w:val="7"/>
-        </w:numPr>
-        <w:spacing w:before="100" w:beforeAutospacing="1" w:after="100" w:afterAutospacing="1" w:line="240" w:lineRule="auto"/>
-        <w:rPr>
-          <w:rFonts w:ascii="Arial" w:eastAsia="Times New Roman" w:hAnsi="Arial" w:cs="Arial"/>
-          <w:sz w:val="24"/>
-          <w:szCs w:val="24"/>
-          <w:lang w:eastAsia="pl-PL"/>
-        </w:rPr>
-      </w:pPr>
-      <w:r>
-        <w:rPr>
-          <w:rFonts w:ascii="Arial" w:eastAsia="Times New Roman" w:hAnsi="Arial" w:cs="Arial"/>
-          <w:sz w:val="24"/>
-          <w:szCs w:val="24"/>
-          <w:lang w:eastAsia="pl-PL"/>
-        </w:rPr>
-        <w:t>wysyła wiadomość do wszystkich online użytkowników</w:t>
-      </w:r>
-    </w:p>
-    <w:p>
-      <w:pPr>
-        <w:spacing w:after="0" w:line="240" w:lineRule="auto"/>
-        <w:rPr>
-          <w:rFonts w:ascii="Arial" w:eastAsia="Times New Roman" w:hAnsi="Arial" w:cs="Arial"/>
-          <w:sz w:val="24"/>
-          <w:szCs w:val="24"/>
-          <w:lang w:eastAsia="pl-PL"/>
-        </w:rPr>
-      </w:pPr>
-      <w:r>
-        <w:rPr>
-          <w:rFonts w:ascii="Arial" w:eastAsia="Times New Roman" w:hAnsi="Arial" w:cs="Arial"/>
-          <w:sz w:val="24"/>
-          <w:szCs w:val="24"/>
-          <w:lang w:eastAsia="pl-PL"/>
-        </w:rPr>
-        <w:pict>
-          <v:rect id="_x0000_i1033" style="width:0;height:1.5pt" o:hralign="center" o:hrstd="t" o:hr="t" fillcolor="#a0a0a0" stroked="f"/>
-        </w:pict>
-      </w:r>
-    </w:p>
-    <w:p>
-      <w:pPr>
-        <w:spacing w:before="100" w:beforeAutospacing="1" w:after="100" w:afterAutospacing="1" w:line="240" w:lineRule="auto"/>
-        <w:outlineLvl w:val="0"/>
-        <w:rPr>
-          <w:rFonts w:ascii="Arial" w:eastAsia="Times New Roman" w:hAnsi="Arial" w:cs="Arial"/>
-          <w:b/>
-          <w:bCs/>
-          <w:kern w:val="36"/>
-          <w:sz w:val="48"/>
-          <w:szCs w:val="48"/>
-          <w:lang w:eastAsia="pl-PL"/>
-        </w:rPr>
-      </w:pPr>
-      <w:r>
-        <w:rPr>
-          <w:rFonts w:ascii="Arial" w:eastAsia="Times New Roman" w:hAnsi="Arial" w:cs="Arial"/>
-          <w:b/>
-          <w:bCs/>
-          <w:kern w:val="36"/>
-          <w:sz w:val="48"/>
-          <w:szCs w:val="48"/>
-          <w:lang w:eastAsia="pl-PL"/>
-        </w:rPr>
-        <w:t>8. Odbieranie powiadomień (</w:t>
-      </w:r>
-      <w:proofErr w:type="spellStart"/>
-      <w:r>
-        <w:rPr>
-          <w:rFonts w:ascii="Arial" w:eastAsia="Times New Roman" w:hAnsi="Arial" w:cs="Arial"/>
-          <w:b/>
-          <w:bCs/>
-          <w:kern w:val="36"/>
-          <w:sz w:val="48"/>
-          <w:szCs w:val="48"/>
-          <w:lang w:eastAsia="pl-PL"/>
-        </w:rPr>
-        <w:t>Electron</w:t>
-      </w:r>
-      <w:proofErr w:type="spellEnd"/>
-      <w:r>
-        <w:rPr>
-          <w:rFonts w:ascii="Arial" w:eastAsia="Times New Roman" w:hAnsi="Arial" w:cs="Arial"/>
-          <w:b/>
-          <w:bCs/>
-          <w:kern w:val="36"/>
-          <w:sz w:val="48"/>
-          <w:szCs w:val="48"/>
-          <w:lang w:eastAsia="pl-PL"/>
-        </w:rPr>
-        <w:t>)</w:t>
-      </w:r>
-    </w:p>
-    <w:p>
-      <w:pPr>
-        <w:spacing w:before="100" w:beforeAutospacing="1" w:after="100" w:afterAutospacing="1" w:line="240" w:lineRule="auto"/>
-        <w:rPr>
-          <w:rFonts w:ascii="Arial" w:eastAsia="Times New Roman" w:hAnsi="Arial" w:cs="Arial"/>
-          <w:sz w:val="24"/>
-          <w:szCs w:val="24"/>
-          <w:lang w:eastAsia="pl-PL"/>
-        </w:rPr>
-      </w:pPr>
-      <w:r>
-        <w:rPr>
-          <w:rFonts w:ascii="Arial" w:eastAsia="Times New Roman" w:hAnsi="Arial" w:cs="Arial"/>
-          <w:sz w:val="24"/>
-          <w:szCs w:val="24"/>
-          <w:lang w:eastAsia="pl-PL"/>
-        </w:rPr>
-        <w:t>Aplikacja desktopowa nasłuchuje:</w:t>
-      </w:r>
-    </w:p>
-    <w:p>
-      <w:pPr>
-        <w:tabs>
-          <w:tab w:val="left" w:pos="916"/>
-          <w:tab w:val="left" w:pos="1832"/>
-          <w:tab w:val="left" w:pos="2748"/>
-          <w:tab w:val="left" w:pos="3664"/>
-          <w:tab w:val="left" w:pos="4580"/>
-          <w:tab w:val="left" w:pos="5496"/>
-          <w:tab w:val="left" w:pos="6412"/>
-          <w:tab w:val="left" w:pos="7328"/>
-          <w:tab w:val="left" w:pos="8244"/>
-          <w:tab w:val="left" w:pos="9160"/>
-          <w:tab w:val="left" w:pos="10076"/>
-          <w:tab w:val="left" w:pos="10992"/>
-          <w:tab w:val="left" w:pos="11908"/>
-          <w:tab w:val="left" w:pos="12824"/>
-          <w:tab w:val="left" w:pos="13740"/>
-          <w:tab w:val="left" w:pos="14656"/>
-        </w:tabs>
-        <w:spacing w:after="0" w:line="240" w:lineRule="auto"/>
-        <w:rPr>
-          <w:rFonts w:ascii="Arial" w:eastAsia="Times New Roman" w:hAnsi="Arial" w:cs="Arial"/>
-          <w:sz w:val="20"/>
-          <w:szCs w:val="20"/>
-          <w:lang w:eastAsia="pl-PL"/>
-        </w:rPr>
-      </w:pPr>
-      <w:proofErr w:type="spellStart"/>
-      <w:r>
-        <w:rPr>
-          <w:rFonts w:ascii="Arial" w:eastAsia="Times New Roman" w:hAnsi="Arial" w:cs="Arial"/>
-          <w:sz w:val="20"/>
-          <w:szCs w:val="20"/>
-          <w:lang w:eastAsia="pl-PL"/>
-        </w:rPr>
-        <w:t>socket.onmessage</w:t>
-      </w:r>
-      <w:proofErr w:type="spellEnd"/>
-      <w:r>
-        <w:rPr>
-          <w:rFonts w:ascii="Arial" w:eastAsia="Times New Roman" w:hAnsi="Arial" w:cs="Arial"/>
-          <w:sz w:val="20"/>
-          <w:szCs w:val="20"/>
-          <w:lang w:eastAsia="pl-PL"/>
-        </w:rPr>
-        <w:t xml:space="preserve"> = (event) =&gt; {</w:t>
-      </w:r>
-      <w:r>
-        <w:rPr>
-          <w:rFonts w:ascii="Arial" w:eastAsia="Times New Roman" w:hAnsi="Arial" w:cs="Arial"/>
-          <w:sz w:val="20"/>
-          <w:szCs w:val="20"/>
-          <w:lang w:eastAsia="pl-PL"/>
-        </w:rPr>
-        <w:br/>
-        <w:t xml:space="preserve">    </w:t>
-      </w:r>
-      <w:proofErr w:type="spellStart"/>
-      <w:r>
-        <w:rPr>
-          <w:rFonts w:ascii="Arial" w:eastAsia="Times New Roman" w:hAnsi="Arial" w:cs="Arial"/>
-          <w:sz w:val="20"/>
-          <w:szCs w:val="20"/>
-          <w:lang w:eastAsia="pl-PL"/>
-        </w:rPr>
-        <w:t>const</w:t>
-      </w:r>
-      <w:proofErr w:type="spellEnd"/>
-      <w:r>
-        <w:rPr>
-          <w:rFonts w:ascii="Arial" w:eastAsia="Times New Roman" w:hAnsi="Arial" w:cs="Arial"/>
-          <w:sz w:val="20"/>
-          <w:szCs w:val="20"/>
-          <w:lang w:eastAsia="pl-PL"/>
-        </w:rPr>
-        <w:t xml:space="preserve"> data = </w:t>
-      </w:r>
-      <w:proofErr w:type="spellStart"/>
-      <w:r>
-        <w:rPr>
-          <w:rFonts w:ascii="Arial" w:eastAsia="Times New Roman" w:hAnsi="Arial" w:cs="Arial"/>
-          <w:sz w:val="20"/>
-          <w:szCs w:val="20"/>
-          <w:lang w:eastAsia="pl-PL"/>
-        </w:rPr>
-        <w:t>JSON.parse</w:t>
-      </w:r>
-      <w:proofErr w:type="spellEnd"/>
-      <w:r>
-        <w:rPr>
-          <w:rFonts w:ascii="Arial" w:eastAsia="Times New Roman" w:hAnsi="Arial" w:cs="Arial"/>
-          <w:sz w:val="20"/>
-          <w:szCs w:val="20"/>
-          <w:lang w:eastAsia="pl-PL"/>
-        </w:rPr>
-        <w:t>(</w:t>
-      </w:r>
-      <w:proofErr w:type="spellStart"/>
-      <w:r>
-        <w:rPr>
-          <w:rFonts w:ascii="Arial" w:eastAsia="Times New Roman" w:hAnsi="Arial" w:cs="Arial"/>
-          <w:sz w:val="20"/>
-          <w:szCs w:val="20"/>
-          <w:lang w:eastAsia="pl-PL"/>
-        </w:rPr>
-        <w:t>event.data</w:t>
-      </w:r>
-      <w:proofErr w:type="spellEnd"/>
-      <w:r>
-        <w:rPr>
-          <w:rFonts w:ascii="Arial" w:eastAsia="Times New Roman" w:hAnsi="Arial" w:cs="Arial"/>
-          <w:sz w:val="20"/>
-          <w:szCs w:val="20"/>
-          <w:lang w:eastAsia="pl-PL"/>
-        </w:rPr>
-        <w:t>);</w:t>
-      </w:r>
-      <w:r>
-        <w:rPr>
-          <w:rFonts w:ascii="Arial" w:eastAsia="Times New Roman" w:hAnsi="Arial" w:cs="Arial"/>
-          <w:sz w:val="20"/>
-          <w:szCs w:val="20"/>
-          <w:lang w:eastAsia="pl-PL"/>
-        </w:rPr>
-        <w:br/>
-      </w:r>
-      <w:r>
-        <w:rPr>
-          <w:rFonts w:ascii="Arial" w:eastAsia="Times New Roman" w:hAnsi="Arial" w:cs="Arial"/>
-          <w:sz w:val="20"/>
-          <w:szCs w:val="20"/>
-          <w:lang w:eastAsia="pl-PL"/>
-        </w:rPr>
-        <w:br/>
-        <w:t xml:space="preserve">    </w:t>
-      </w:r>
-      <w:proofErr w:type="spellStart"/>
-      <w:r>
-        <w:rPr>
-          <w:rFonts w:ascii="Arial" w:eastAsia="Times New Roman" w:hAnsi="Arial" w:cs="Arial"/>
-          <w:sz w:val="20"/>
-          <w:szCs w:val="20"/>
-          <w:lang w:eastAsia="pl-PL"/>
-        </w:rPr>
-        <w:t>if</w:t>
-      </w:r>
-      <w:proofErr w:type="spellEnd"/>
-      <w:r>
-        <w:rPr>
-          <w:rFonts w:ascii="Arial" w:eastAsia="Times New Roman" w:hAnsi="Arial" w:cs="Arial"/>
-          <w:sz w:val="20"/>
-          <w:szCs w:val="20"/>
-          <w:lang w:eastAsia="pl-PL"/>
-        </w:rPr>
-        <w:t xml:space="preserve"> (</w:t>
-      </w:r>
-      <w:proofErr w:type="spellStart"/>
-      <w:r>
-        <w:rPr>
-          <w:rFonts w:ascii="Arial" w:eastAsia="Times New Roman" w:hAnsi="Arial" w:cs="Arial"/>
-          <w:sz w:val="20"/>
-          <w:szCs w:val="20"/>
-          <w:lang w:eastAsia="pl-PL"/>
-        </w:rPr>
-        <w:t>data.type</w:t>
-      </w:r>
-      <w:proofErr w:type="spellEnd"/>
-      <w:r>
-        <w:rPr>
-          <w:rFonts w:ascii="Arial" w:eastAsia="Times New Roman" w:hAnsi="Arial" w:cs="Arial"/>
-          <w:sz w:val="20"/>
-          <w:szCs w:val="20"/>
-          <w:lang w:eastAsia="pl-PL"/>
-        </w:rPr>
-        <w:t xml:space="preserve"> === "</w:t>
-      </w:r>
-      <w:proofErr w:type="spellStart"/>
-      <w:r>
-        <w:rPr>
-          <w:rFonts w:ascii="Arial" w:eastAsia="Times New Roman" w:hAnsi="Arial" w:cs="Arial"/>
-          <w:sz w:val="20"/>
-          <w:szCs w:val="20"/>
-          <w:lang w:eastAsia="pl-PL"/>
-        </w:rPr>
-        <w:t>notification</w:t>
-      </w:r>
-      <w:proofErr w:type="spellEnd"/>
-      <w:r>
-        <w:rPr>
-          <w:rFonts w:ascii="Arial" w:eastAsia="Times New Roman" w:hAnsi="Arial" w:cs="Arial"/>
-          <w:sz w:val="20"/>
-          <w:szCs w:val="20"/>
-          <w:lang w:eastAsia="pl-PL"/>
-        </w:rPr>
-        <w:t>") {</w:t>
-      </w:r>
-      <w:r>
-        <w:rPr>
-          <w:rFonts w:ascii="Arial" w:eastAsia="Times New Roman" w:hAnsi="Arial" w:cs="Arial"/>
-          <w:sz w:val="20"/>
-          <w:szCs w:val="20"/>
-          <w:lang w:eastAsia="pl-PL"/>
-        </w:rPr>
-        <w:br/>
-        <w:t xml:space="preserve">        </w:t>
-      </w:r>
-      <w:proofErr w:type="spellStart"/>
-      <w:r>
-        <w:rPr>
-          <w:rFonts w:ascii="Arial" w:eastAsia="Times New Roman" w:hAnsi="Arial" w:cs="Arial"/>
-          <w:sz w:val="20"/>
-          <w:szCs w:val="20"/>
-          <w:lang w:eastAsia="pl-PL"/>
-        </w:rPr>
-        <w:t>new</w:t>
-      </w:r>
-      <w:proofErr w:type="spellEnd"/>
-      <w:r>
-        <w:rPr>
-          <w:rFonts w:ascii="Arial" w:eastAsia="Times New Roman" w:hAnsi="Arial" w:cs="Arial"/>
-          <w:sz w:val="20"/>
-          <w:szCs w:val="20"/>
-          <w:lang w:eastAsia="pl-PL"/>
-        </w:rPr>
-        <w:t xml:space="preserve"> Notification(</w:t>
-      </w:r>
-      <w:proofErr w:type="spellStart"/>
-      <w:r>
-        <w:rPr>
-          <w:rFonts w:ascii="Arial" w:eastAsia="Times New Roman" w:hAnsi="Arial" w:cs="Arial"/>
-          <w:sz w:val="20"/>
-          <w:szCs w:val="20"/>
-          <w:lang w:eastAsia="pl-PL"/>
-        </w:rPr>
-        <w:t>data.title</w:t>
-      </w:r>
-      <w:proofErr w:type="spellEnd"/>
-      <w:r>
-        <w:rPr>
-          <w:rFonts w:ascii="Arial" w:eastAsia="Times New Roman" w:hAnsi="Arial" w:cs="Arial"/>
-          <w:sz w:val="20"/>
-          <w:szCs w:val="20"/>
-          <w:lang w:eastAsia="pl-PL"/>
-        </w:rPr>
-        <w:t>, {</w:t>
-      </w:r>
-      <w:r>
-        <w:rPr>
-          <w:rFonts w:ascii="Arial" w:eastAsia="Times New Roman" w:hAnsi="Arial" w:cs="Arial"/>
-          <w:sz w:val="20"/>
-          <w:szCs w:val="20"/>
-          <w:lang w:eastAsia="pl-PL"/>
-        </w:rPr>
-        <w:br/>
-        <w:t xml:space="preserve">            body: </w:t>
-      </w:r>
-      <w:proofErr w:type="spellStart"/>
-      <w:r>
-        <w:rPr>
-          <w:rFonts w:ascii="Arial" w:eastAsia="Times New Roman" w:hAnsi="Arial" w:cs="Arial"/>
-          <w:sz w:val="20"/>
-          <w:szCs w:val="20"/>
-          <w:lang w:eastAsia="pl-PL"/>
-        </w:rPr>
-        <w:t>data.message</w:t>
-      </w:r>
-      <w:proofErr w:type="spellEnd"/>
-      <w:r>
-        <w:rPr>
-          <w:rFonts w:ascii="Arial" w:eastAsia="Times New Roman" w:hAnsi="Arial" w:cs="Arial"/>
-          <w:sz w:val="20"/>
-          <w:szCs w:val="20"/>
-          <w:lang w:eastAsia="pl-PL"/>
-        </w:rPr>
-        <w:br/>
-        <w:t xml:space="preserve">        });</w:t>
-      </w:r>
-      <w:r>
-        <w:rPr>
-          <w:rFonts w:ascii="Arial" w:eastAsia="Times New Roman" w:hAnsi="Arial" w:cs="Arial"/>
-          <w:sz w:val="20"/>
-          <w:szCs w:val="20"/>
-          <w:lang w:eastAsia="pl-PL"/>
-        </w:rPr>
-        <w:br/>
-        <w:t xml:space="preserve">    }</w:t>
-      </w:r>
-      <w:r>
-        <w:rPr>
-          <w:rFonts w:ascii="Arial" w:eastAsia="Times New Roman" w:hAnsi="Arial" w:cs="Arial"/>
-          <w:sz w:val="20"/>
-          <w:szCs w:val="20"/>
-          <w:lang w:eastAsia="pl-PL"/>
-        </w:rPr>
-        <w:br/>
-        <w:t>};</w:t>
-      </w:r>
-    </w:p>
-    <w:p>
-      <w:pPr>
-        <w:spacing w:before="100" w:beforeAutospacing="1" w:after="100" w:afterAutospacing="1" w:line="240" w:lineRule="auto"/>
-        <w:rPr>
-          <w:rFonts w:ascii="Arial" w:eastAsia="Times New Roman" w:hAnsi="Arial" w:cs="Arial"/>
-          <w:sz w:val="24"/>
-          <w:szCs w:val="24"/>
-          <w:lang w:eastAsia="pl-PL"/>
-        </w:rPr>
-      </w:pPr>
-      <w:r>
-        <w:rPr>
-          <w:rFonts w:ascii="Arial" w:eastAsia="Times New Roman" w:hAnsi="Arial" w:cs="Arial"/>
-          <w:sz w:val="24"/>
-          <w:szCs w:val="24"/>
-          <w:lang w:eastAsia="pl-PL"/>
-        </w:rPr>
-        <w:t xml:space="preserve">To wyświetla </w:t>
-      </w:r>
-      <w:r>
-        <w:rPr>
-          <w:rFonts w:ascii="Arial" w:eastAsia="Times New Roman" w:hAnsi="Arial" w:cs="Arial"/>
-          <w:b/>
-          <w:bCs/>
-          <w:sz w:val="24"/>
-          <w:szCs w:val="24"/>
-          <w:lang w:eastAsia="pl-PL"/>
-        </w:rPr>
-        <w:t>natywne powiadomienie Windows</w:t>
-      </w:r>
-      <w:r>
-        <w:rPr>
-          <w:rFonts w:ascii="Arial" w:eastAsia="Times New Roman" w:hAnsi="Arial" w:cs="Arial"/>
-          <w:sz w:val="24"/>
-          <w:szCs w:val="24"/>
-          <w:lang w:eastAsia="pl-PL"/>
-        </w:rPr>
-        <w:t>.</w:t>
-      </w:r>
-    </w:p>
-    <w:p>
-      <w:pPr>
-        <w:spacing w:after="0" w:line="240" w:lineRule="auto"/>
-        <w:rPr>
-          <w:rFonts w:ascii="Arial" w:eastAsia="Times New Roman" w:hAnsi="Arial" w:cs="Arial"/>
-          <w:sz w:val="24"/>
-          <w:szCs w:val="24"/>
-          <w:lang w:eastAsia="pl-PL"/>
-        </w:rPr>
-      </w:pPr>
-      <w:r>
-        <w:rPr>
-          <w:rFonts w:ascii="Arial" w:eastAsia="Times New Roman" w:hAnsi="Arial" w:cs="Arial"/>
-          <w:sz w:val="24"/>
-          <w:szCs w:val="24"/>
-          <w:lang w:eastAsia="pl-PL"/>
-        </w:rPr>
-        <w:pict>
-          <v:rect id="_x0000_i1034" style="width:0;height:1.5pt" o:hralign="center" o:hrstd="t" o:hr="t" fillcolor="#a0a0a0" stroked="f"/>
-        </w:pict>
-      </w:r>
-    </w:p>
-    <w:p>
-      <w:pPr>
-        <w:spacing w:before="100" w:beforeAutospacing="1" w:after="100" w:afterAutospacing="1" w:line="240" w:lineRule="auto"/>
-        <w:outlineLvl w:val="0"/>
-        <w:rPr>
-          <w:rFonts w:ascii="Arial" w:eastAsia="Times New Roman" w:hAnsi="Arial" w:cs="Arial"/>
-          <w:b/>
-          <w:bCs/>
-          <w:kern w:val="36"/>
-          <w:sz w:val="48"/>
-          <w:szCs w:val="48"/>
-          <w:lang w:eastAsia="pl-PL"/>
-        </w:rPr>
-      </w:pPr>
-      <w:r>
-        <w:rPr>
-          <w:rFonts w:ascii="Arial" w:eastAsia="Times New Roman" w:hAnsi="Arial" w:cs="Arial"/>
-          <w:b/>
-          <w:bCs/>
-          <w:kern w:val="36"/>
-          <w:sz w:val="48"/>
-          <w:szCs w:val="48"/>
-          <w:lang w:eastAsia="pl-PL"/>
-        </w:rPr>
-        <w:t>9. Śledzenie użytkowników online</w:t>
-      </w:r>
-    </w:p>
-    <w:p>
-      <w:pPr>
-        <w:spacing w:before="100" w:beforeAutospacing="1" w:after="100" w:afterAutospacing="1" w:line="240" w:lineRule="auto"/>
-        <w:rPr>
-          <w:rFonts w:ascii="Arial" w:eastAsia="Times New Roman" w:hAnsi="Arial" w:cs="Arial"/>
-          <w:sz w:val="24"/>
-          <w:szCs w:val="24"/>
-          <w:lang w:eastAsia="pl-PL"/>
-        </w:rPr>
-      </w:pPr>
-      <w:r>
-        <w:rPr>
-          <w:rFonts w:ascii="Arial" w:eastAsia="Times New Roman" w:hAnsi="Arial" w:cs="Arial"/>
-          <w:sz w:val="24"/>
-          <w:szCs w:val="24"/>
-          <w:lang w:eastAsia="pl-PL"/>
-        </w:rPr>
-        <w:t>Serwer przechowuje listę aktywnych połączeń:</w:t>
-      </w:r>
-    </w:p>
-    <w:p>
-      <w:pPr>
-        <w:tabs>
-          <w:tab w:val="left" w:pos="916"/>
-          <w:tab w:val="left" w:pos="1832"/>
-          <w:tab w:val="left" w:pos="2748"/>
-          <w:tab w:val="left" w:pos="3664"/>
-          <w:tab w:val="left" w:pos="4580"/>
-          <w:tab w:val="left" w:pos="5496"/>
-          <w:tab w:val="left" w:pos="6412"/>
-          <w:tab w:val="left" w:pos="7328"/>
-          <w:tab w:val="left" w:pos="8244"/>
-          <w:tab w:val="left" w:pos="9160"/>
-          <w:tab w:val="left" w:pos="10076"/>
-          <w:tab w:val="left" w:pos="10992"/>
-          <w:tab w:val="left" w:pos="11908"/>
-          <w:tab w:val="left" w:pos="12824"/>
-          <w:tab w:val="left" w:pos="13740"/>
-          <w:tab w:val="left" w:pos="14656"/>
-        </w:tabs>
-        <w:spacing w:after="0" w:line="240" w:lineRule="auto"/>
-        <w:rPr>
-          <w:rFonts w:ascii="Arial" w:eastAsia="Times New Roman" w:hAnsi="Arial" w:cs="Arial"/>
-          <w:sz w:val="20"/>
-          <w:szCs w:val="20"/>
-          <w:lang w:eastAsia="pl-PL"/>
-        </w:rPr>
-      </w:pPr>
-      <w:proofErr w:type="spellStart"/>
-      <w:r>
-        <w:rPr>
-          <w:rFonts w:ascii="Arial" w:eastAsia="Times New Roman" w:hAnsi="Arial" w:cs="Arial"/>
-          <w:sz w:val="20"/>
-          <w:szCs w:val="20"/>
-          <w:lang w:eastAsia="pl-PL"/>
-        </w:rPr>
-        <w:t>onlineUsers</w:t>
-      </w:r>
-      <w:proofErr w:type="spellEnd"/>
-      <w:r>
-        <w:rPr>
-          <w:rFonts w:ascii="Arial" w:eastAsia="Times New Roman" w:hAnsi="Arial" w:cs="Arial"/>
-          <w:sz w:val="20"/>
-          <w:szCs w:val="20"/>
-          <w:lang w:eastAsia="pl-PL"/>
-        </w:rPr>
-        <w:t xml:space="preserve"> = Map&lt;</w:t>
-      </w:r>
-      <w:proofErr w:type="spellStart"/>
-      <w:r>
-        <w:rPr>
-          <w:rFonts w:ascii="Arial" w:eastAsia="Times New Roman" w:hAnsi="Arial" w:cs="Arial"/>
-          <w:sz w:val="20"/>
-          <w:szCs w:val="20"/>
-          <w:lang w:eastAsia="pl-PL"/>
-        </w:rPr>
-        <w:t>userId</w:t>
-      </w:r>
-      <w:proofErr w:type="spellEnd"/>
-      <w:r>
-        <w:rPr>
-          <w:rFonts w:ascii="Arial" w:eastAsia="Times New Roman" w:hAnsi="Arial" w:cs="Arial"/>
-          <w:sz w:val="20"/>
-          <w:szCs w:val="20"/>
-          <w:lang w:eastAsia="pl-PL"/>
-        </w:rPr>
-        <w:t xml:space="preserve">, </w:t>
-      </w:r>
-      <w:proofErr w:type="spellStart"/>
-      <w:r>
-        <w:rPr>
-          <w:rFonts w:ascii="Arial" w:eastAsia="Times New Roman" w:hAnsi="Arial" w:cs="Arial"/>
-          <w:sz w:val="20"/>
-          <w:szCs w:val="20"/>
-          <w:lang w:eastAsia="pl-PL"/>
-        </w:rPr>
-        <w:t>websocket</w:t>
-      </w:r>
-      <w:proofErr w:type="spellEnd"/>
-      <w:r>
-        <w:rPr>
-          <w:rFonts w:ascii="Arial" w:eastAsia="Times New Roman" w:hAnsi="Arial" w:cs="Arial"/>
-          <w:sz w:val="20"/>
-          <w:szCs w:val="20"/>
-          <w:lang w:eastAsia="pl-PL"/>
-        </w:rPr>
-        <w:t>&gt;</w:t>
-      </w:r>
-    </w:p>
-    <w:p>
-      <w:pPr>
-        <w:spacing w:before="100" w:beforeAutospacing="1" w:after="100" w:afterAutospacing="1" w:line="240" w:lineRule="auto"/>
-        <w:rPr>
-          <w:rFonts w:ascii="Arial" w:eastAsia="Times New Roman" w:hAnsi="Arial" w:cs="Arial"/>
-          <w:sz w:val="24"/>
-          <w:szCs w:val="24"/>
-          <w:lang w:eastAsia="pl-PL"/>
-        </w:rPr>
-      </w:pPr>
-      <w:r>
-        <w:rPr>
-          <w:rFonts w:ascii="Arial" w:eastAsia="Times New Roman" w:hAnsi="Arial" w:cs="Arial"/>
-          <w:sz w:val="24"/>
-          <w:szCs w:val="24"/>
-          <w:lang w:eastAsia="pl-PL"/>
-        </w:rPr>
-        <w:t>Administrator może poprosić o listę:</w:t>
-      </w:r>
-    </w:p>
-    <w:p>
-      <w:pPr>
-        <w:tabs>
-          <w:tab w:val="left" w:pos="916"/>
-          <w:tab w:val="left" w:pos="1832"/>
-          <w:tab w:val="left" w:pos="2748"/>
-          <w:tab w:val="left" w:pos="3664"/>
-          <w:tab w:val="left" w:pos="4580"/>
-          <w:tab w:val="left" w:pos="5496"/>
-          <w:tab w:val="left" w:pos="6412"/>
-          <w:tab w:val="left" w:pos="7328"/>
-          <w:tab w:val="left" w:pos="8244"/>
-          <w:tab w:val="left" w:pos="9160"/>
-          <w:tab w:val="left" w:pos="10076"/>
-          <w:tab w:val="left" w:pos="10992"/>
-          <w:tab w:val="left" w:pos="11908"/>
-          <w:tab w:val="left" w:pos="12824"/>
-          <w:tab w:val="left" w:pos="13740"/>
-          <w:tab w:val="left" w:pos="14656"/>
-        </w:tabs>
-        <w:spacing w:after="0" w:line="240" w:lineRule="auto"/>
-        <w:rPr>
-          <w:rFonts w:ascii="Arial" w:eastAsia="Times New Roman" w:hAnsi="Arial" w:cs="Arial"/>
-          <w:sz w:val="20"/>
-          <w:szCs w:val="20"/>
-          <w:lang w:eastAsia="pl-PL"/>
-        </w:rPr>
-      </w:pPr>
-      <w:r>
-        <w:rPr>
-          <w:rFonts w:ascii="Arial" w:eastAsia="Times New Roman" w:hAnsi="Arial" w:cs="Arial"/>
-          <w:sz w:val="20"/>
-          <w:szCs w:val="20"/>
-          <w:lang w:eastAsia="pl-PL"/>
-        </w:rPr>
-        <w:t>{</w:t>
-      </w:r>
-      <w:r>
-        <w:rPr>
-          <w:rFonts w:ascii="Arial" w:eastAsia="Times New Roman" w:hAnsi="Arial" w:cs="Arial"/>
-          <w:sz w:val="20"/>
-          <w:szCs w:val="20"/>
-          <w:lang w:eastAsia="pl-PL"/>
-        </w:rPr>
-        <w:br/>
-        <w:t xml:space="preserve">  "</w:t>
-      </w:r>
-      <w:proofErr w:type="spellStart"/>
-      <w:r>
-        <w:rPr>
-          <w:rFonts w:ascii="Arial" w:eastAsia="Times New Roman" w:hAnsi="Arial" w:cs="Arial"/>
-          <w:sz w:val="20"/>
-          <w:szCs w:val="20"/>
-          <w:lang w:eastAsia="pl-PL"/>
-        </w:rPr>
-        <w:t>type</w:t>
-      </w:r>
-      <w:proofErr w:type="spellEnd"/>
-      <w:r>
-        <w:rPr>
-          <w:rFonts w:ascii="Arial" w:eastAsia="Times New Roman" w:hAnsi="Arial" w:cs="Arial"/>
-          <w:sz w:val="20"/>
-          <w:szCs w:val="20"/>
-          <w:lang w:eastAsia="pl-PL"/>
-        </w:rPr>
-        <w:t>": "</w:t>
-      </w:r>
-      <w:proofErr w:type="spellStart"/>
-      <w:r>
-        <w:rPr>
-          <w:rFonts w:ascii="Arial" w:eastAsia="Times New Roman" w:hAnsi="Arial" w:cs="Arial"/>
-          <w:sz w:val="20"/>
-          <w:szCs w:val="20"/>
-          <w:lang w:eastAsia="pl-PL"/>
-        </w:rPr>
-        <w:t>get_online_users</w:t>
-      </w:r>
-      <w:proofErr w:type="spellEnd"/>
-      <w:r>
-        <w:rPr>
-          <w:rFonts w:ascii="Arial" w:eastAsia="Times New Roman" w:hAnsi="Arial" w:cs="Arial"/>
-          <w:sz w:val="20"/>
-          <w:szCs w:val="20"/>
-          <w:lang w:eastAsia="pl-PL"/>
-        </w:rPr>
-        <w:t>"</w:t>
-      </w:r>
-      <w:r>
-        <w:rPr>
-          <w:rFonts w:ascii="Arial" w:eastAsia="Times New Roman" w:hAnsi="Arial" w:cs="Arial"/>
-          <w:sz w:val="20"/>
-          <w:szCs w:val="20"/>
-          <w:lang w:eastAsia="pl-PL"/>
-        </w:rPr>
-        <w:br/>
-        <w:t>}</w:t>
-      </w:r>
-    </w:p>
-    <w:p>
-      <w:pPr>
-        <w:spacing w:before="100" w:beforeAutospacing="1" w:after="100" w:afterAutospacing="1" w:line="240" w:lineRule="auto"/>
-        <w:rPr>
-          <w:rFonts w:ascii="Arial" w:eastAsia="Times New Roman" w:hAnsi="Arial" w:cs="Arial"/>
-          <w:sz w:val="24"/>
-          <w:szCs w:val="24"/>
-          <w:lang w:eastAsia="pl-PL"/>
-        </w:rPr>
-      </w:pPr>
-      <w:r>
-        <w:rPr>
-          <w:rFonts w:ascii="Arial" w:eastAsia="Times New Roman" w:hAnsi="Arial" w:cs="Arial"/>
-          <w:sz w:val="24"/>
-          <w:szCs w:val="24"/>
-          <w:lang w:eastAsia="pl-PL"/>
-        </w:rPr>
-        <w:lastRenderedPageBreak/>
-        <w:t>Serwer odpowiada:</w:t>
-      </w:r>
-    </w:p>
-    <w:p>
-      <w:pPr>
-        <w:tabs>
-          <w:tab w:val="left" w:pos="916"/>
-          <w:tab w:val="left" w:pos="1832"/>
-          <w:tab w:val="left" w:pos="2748"/>
-          <w:tab w:val="left" w:pos="3664"/>
-          <w:tab w:val="left" w:pos="4580"/>
-          <w:tab w:val="left" w:pos="5496"/>
-          <w:tab w:val="left" w:pos="6412"/>
-          <w:tab w:val="left" w:pos="7328"/>
-          <w:tab w:val="left" w:pos="8244"/>
-          <w:tab w:val="left" w:pos="9160"/>
-          <w:tab w:val="left" w:pos="10076"/>
-          <w:tab w:val="left" w:pos="10992"/>
-          <w:tab w:val="left" w:pos="11908"/>
-          <w:tab w:val="left" w:pos="12824"/>
-          <w:tab w:val="left" w:pos="13740"/>
-          <w:tab w:val="left" w:pos="14656"/>
-        </w:tabs>
-        <w:spacing w:after="0" w:line="240" w:lineRule="auto"/>
-        <w:rPr>
-          <w:rFonts w:ascii="Arial" w:eastAsia="Times New Roman" w:hAnsi="Arial" w:cs="Arial"/>
-          <w:sz w:val="20"/>
-          <w:szCs w:val="20"/>
-          <w:lang w:eastAsia="pl-PL"/>
-        </w:rPr>
-      </w:pPr>
-      <w:r>
-        <w:rPr>
-          <w:rFonts w:ascii="Arial" w:eastAsia="Times New Roman" w:hAnsi="Arial" w:cs="Arial"/>
-          <w:sz w:val="20"/>
-          <w:szCs w:val="20"/>
-          <w:lang w:eastAsia="pl-PL"/>
-        </w:rPr>
-        <w:t>{</w:t>
-      </w:r>
-      <w:r>
-        <w:rPr>
-          <w:rFonts w:ascii="Arial" w:eastAsia="Times New Roman" w:hAnsi="Arial" w:cs="Arial"/>
-          <w:sz w:val="20"/>
-          <w:szCs w:val="20"/>
-          <w:lang w:eastAsia="pl-PL"/>
-        </w:rPr>
-        <w:br/>
-        <w:t xml:space="preserve">  "</w:t>
-      </w:r>
-      <w:proofErr w:type="spellStart"/>
-      <w:r>
-        <w:rPr>
-          <w:rFonts w:ascii="Arial" w:eastAsia="Times New Roman" w:hAnsi="Arial" w:cs="Arial"/>
-          <w:sz w:val="20"/>
-          <w:szCs w:val="20"/>
-          <w:lang w:eastAsia="pl-PL"/>
-        </w:rPr>
-        <w:t>type</w:t>
-      </w:r>
-      <w:proofErr w:type="spellEnd"/>
-      <w:r>
-        <w:rPr>
-          <w:rFonts w:ascii="Arial" w:eastAsia="Times New Roman" w:hAnsi="Arial" w:cs="Arial"/>
-          <w:sz w:val="20"/>
-          <w:szCs w:val="20"/>
-          <w:lang w:eastAsia="pl-PL"/>
-        </w:rPr>
-        <w:t>": "</w:t>
-      </w:r>
-      <w:proofErr w:type="spellStart"/>
-      <w:r>
-        <w:rPr>
-          <w:rFonts w:ascii="Arial" w:eastAsia="Times New Roman" w:hAnsi="Arial" w:cs="Arial"/>
-          <w:sz w:val="20"/>
-          <w:szCs w:val="20"/>
-          <w:lang w:eastAsia="pl-PL"/>
-        </w:rPr>
-        <w:t>online_users</w:t>
-      </w:r>
-      <w:proofErr w:type="spellEnd"/>
-      <w:r>
-        <w:rPr>
-          <w:rFonts w:ascii="Arial" w:eastAsia="Times New Roman" w:hAnsi="Arial" w:cs="Arial"/>
-          <w:sz w:val="20"/>
-          <w:szCs w:val="20"/>
-          <w:lang w:eastAsia="pl-PL"/>
-        </w:rPr>
-        <w:t>",</w:t>
-      </w:r>
-      <w:r>
-        <w:rPr>
-          <w:rFonts w:ascii="Arial" w:eastAsia="Times New Roman" w:hAnsi="Arial" w:cs="Arial"/>
-          <w:sz w:val="20"/>
-          <w:szCs w:val="20"/>
-          <w:lang w:eastAsia="pl-PL"/>
-        </w:rPr>
-        <w:br/>
-        <w:t xml:space="preserve">  "</w:t>
-      </w:r>
-      <w:proofErr w:type="spellStart"/>
-      <w:r>
-        <w:rPr>
-          <w:rFonts w:ascii="Arial" w:eastAsia="Times New Roman" w:hAnsi="Arial" w:cs="Arial"/>
-          <w:sz w:val="20"/>
-          <w:szCs w:val="20"/>
-          <w:lang w:eastAsia="pl-PL"/>
-        </w:rPr>
-        <w:t>users</w:t>
-      </w:r>
-      <w:proofErr w:type="spellEnd"/>
-      <w:r>
-        <w:rPr>
-          <w:rFonts w:ascii="Arial" w:eastAsia="Times New Roman" w:hAnsi="Arial" w:cs="Arial"/>
-          <w:sz w:val="20"/>
-          <w:szCs w:val="20"/>
-          <w:lang w:eastAsia="pl-PL"/>
-        </w:rPr>
-        <w:t>": [2,5,7]</w:t>
-      </w:r>
-      <w:r>
-        <w:rPr>
-          <w:rFonts w:ascii="Arial" w:eastAsia="Times New Roman" w:hAnsi="Arial" w:cs="Arial"/>
-          <w:sz w:val="20"/>
-          <w:szCs w:val="20"/>
-          <w:lang w:eastAsia="pl-PL"/>
-        </w:rPr>
-        <w:br/>
-        <w:t>}</w:t>
-      </w:r>
-    </w:p>
-    <w:p>
-      <w:pPr>
-        <w:spacing w:after="0" w:line="240" w:lineRule="auto"/>
-        <w:rPr>
-          <w:rFonts w:ascii="Arial" w:eastAsia="Times New Roman" w:hAnsi="Arial" w:cs="Arial"/>
-          <w:sz w:val="24"/>
-          <w:szCs w:val="24"/>
-          <w:lang w:eastAsia="pl-PL"/>
-        </w:rPr>
-      </w:pPr>
-      <w:r>
-        <w:rPr>
-          <w:rFonts w:ascii="Arial" w:eastAsia="Times New Roman" w:hAnsi="Arial" w:cs="Arial"/>
-          <w:sz w:val="24"/>
-          <w:szCs w:val="24"/>
-          <w:lang w:eastAsia="pl-PL"/>
-        </w:rPr>
-        <w:pict>
-          <v:rect id="_x0000_i1035" style="width:0;height:1.5pt" o:hralign="center" o:hrstd="t" o:hr="t" fillcolor="#a0a0a0" stroked="f"/>
-        </w:pict>
-      </w:r>
-    </w:p>
-    <w:p>
-      <w:pPr>
-        <w:spacing w:before="100" w:beforeAutospacing="1" w:after="100" w:afterAutospacing="1" w:line="240" w:lineRule="auto"/>
-        <w:outlineLvl w:val="0"/>
-        <w:rPr>
-          <w:rFonts w:ascii="Arial" w:eastAsia="Times New Roman" w:hAnsi="Arial" w:cs="Arial"/>
-          <w:b/>
-          <w:bCs/>
-          <w:kern w:val="36"/>
-          <w:sz w:val="48"/>
-          <w:szCs w:val="48"/>
-          <w:lang w:eastAsia="pl-PL"/>
-        </w:rPr>
-      </w:pPr>
-      <w:r>
-        <w:rPr>
-          <w:rFonts w:ascii="Arial" w:eastAsia="Times New Roman" w:hAnsi="Arial" w:cs="Arial"/>
-          <w:b/>
-          <w:bCs/>
-          <w:kern w:val="36"/>
-          <w:sz w:val="48"/>
-          <w:szCs w:val="48"/>
-          <w:lang w:eastAsia="pl-PL"/>
-        </w:rPr>
-        <w:t>10. Funkcje aplikacji desktopowej</w:t>
-      </w:r>
-    </w:p>
-    <w:p>
-      <w:pPr>
-        <w:spacing w:before="100" w:beforeAutospacing="1" w:after="100" w:afterAutospacing="1" w:line="240" w:lineRule="auto"/>
-        <w:rPr>
-          <w:rFonts w:ascii="Arial" w:eastAsia="Times New Roman" w:hAnsi="Arial" w:cs="Arial"/>
-          <w:sz w:val="24"/>
-          <w:szCs w:val="24"/>
-          <w:lang w:eastAsia="pl-PL"/>
-        </w:rPr>
-      </w:pPr>
-      <w:r>
-        <w:rPr>
-          <w:rFonts w:ascii="Arial" w:eastAsia="Times New Roman" w:hAnsi="Arial" w:cs="Arial"/>
-          <w:sz w:val="24"/>
-          <w:szCs w:val="24"/>
-          <w:lang w:eastAsia="pl-PL"/>
-        </w:rPr>
-        <w:t xml:space="preserve">Aplikacja </w:t>
-      </w:r>
-      <w:proofErr w:type="spellStart"/>
-      <w:r>
-        <w:rPr>
-          <w:rFonts w:ascii="Arial" w:eastAsia="Times New Roman" w:hAnsi="Arial" w:cs="Arial"/>
-          <w:sz w:val="24"/>
-          <w:szCs w:val="24"/>
-          <w:lang w:eastAsia="pl-PL"/>
-        </w:rPr>
-        <w:t>Electron</w:t>
-      </w:r>
-      <w:proofErr w:type="spellEnd"/>
-      <w:r>
-        <w:rPr>
-          <w:rFonts w:ascii="Arial" w:eastAsia="Times New Roman" w:hAnsi="Arial" w:cs="Arial"/>
-          <w:sz w:val="24"/>
-          <w:szCs w:val="24"/>
-          <w:lang w:eastAsia="pl-PL"/>
-        </w:rPr>
-        <w:t>:</w:t>
-      </w:r>
-    </w:p>
-    <w:p>
-      <w:pPr>
-        <w:numPr>
-          <w:ilvl w:val="0"/>
-          <w:numId w:val="8"/>
-        </w:numPr>
-        <w:spacing w:before="100" w:beforeAutospacing="1" w:after="100" w:afterAutospacing="1" w:line="240" w:lineRule="auto"/>
-        <w:rPr>
-          <w:rFonts w:ascii="Arial" w:eastAsia="Times New Roman" w:hAnsi="Arial" w:cs="Arial"/>
-          <w:sz w:val="24"/>
-          <w:szCs w:val="24"/>
-          <w:lang w:eastAsia="pl-PL"/>
-        </w:rPr>
-      </w:pPr>
-      <w:r>
-        <w:rPr>
-          <w:rFonts w:ascii="Arial" w:eastAsia="Times New Roman" w:hAnsi="Arial" w:cs="Arial"/>
-          <w:sz w:val="24"/>
-          <w:szCs w:val="24"/>
-          <w:lang w:eastAsia="pl-PL"/>
-        </w:rPr>
-        <w:t>logowanie użytkownika</w:t>
-      </w:r>
-    </w:p>
-    <w:p>
-      <w:pPr>
-        <w:numPr>
-          <w:ilvl w:val="0"/>
-          <w:numId w:val="8"/>
-        </w:numPr>
-        <w:spacing w:before="100" w:beforeAutospacing="1" w:after="100" w:afterAutospacing="1" w:line="240" w:lineRule="auto"/>
-        <w:rPr>
-          <w:rFonts w:ascii="Arial" w:eastAsia="Times New Roman" w:hAnsi="Arial" w:cs="Arial"/>
-          <w:sz w:val="24"/>
-          <w:szCs w:val="24"/>
-          <w:lang w:eastAsia="pl-PL"/>
-        </w:rPr>
-      </w:pPr>
-      <w:r>
-        <w:rPr>
-          <w:rFonts w:ascii="Arial" w:eastAsia="Times New Roman" w:hAnsi="Arial" w:cs="Arial"/>
-          <w:sz w:val="24"/>
-          <w:szCs w:val="24"/>
-          <w:lang w:eastAsia="pl-PL"/>
-        </w:rPr>
-        <w:t xml:space="preserve">połączenie </w:t>
-      </w:r>
-      <w:proofErr w:type="spellStart"/>
-      <w:r>
-        <w:rPr>
-          <w:rFonts w:ascii="Arial" w:eastAsia="Times New Roman" w:hAnsi="Arial" w:cs="Arial"/>
-          <w:sz w:val="24"/>
-          <w:szCs w:val="24"/>
-          <w:lang w:eastAsia="pl-PL"/>
-        </w:rPr>
-        <w:t>WebSocket</w:t>
-      </w:r>
-      <w:proofErr w:type="spellEnd"/>
-    </w:p>
-    <w:p>
-      <w:pPr>
-        <w:numPr>
-          <w:ilvl w:val="0"/>
-          <w:numId w:val="8"/>
-        </w:numPr>
-        <w:spacing w:before="100" w:beforeAutospacing="1" w:after="100" w:afterAutospacing="1" w:line="240" w:lineRule="auto"/>
-        <w:rPr>
-          <w:rFonts w:ascii="Arial" w:eastAsia="Times New Roman" w:hAnsi="Arial" w:cs="Arial"/>
-          <w:sz w:val="24"/>
-          <w:szCs w:val="24"/>
-          <w:lang w:eastAsia="pl-PL"/>
-        </w:rPr>
-      </w:pPr>
-      <w:r>
-        <w:rPr>
-          <w:rFonts w:ascii="Arial" w:eastAsia="Times New Roman" w:hAnsi="Arial" w:cs="Arial"/>
-          <w:sz w:val="24"/>
-          <w:szCs w:val="24"/>
-          <w:lang w:eastAsia="pl-PL"/>
-        </w:rPr>
-        <w:t>odbieranie powiadomień</w:t>
-      </w:r>
-    </w:p>
-    <w:p>
-      <w:pPr>
-        <w:numPr>
-          <w:ilvl w:val="0"/>
-          <w:numId w:val="8"/>
-        </w:numPr>
-        <w:spacing w:before="100" w:beforeAutospacing="1" w:after="100" w:afterAutospacing="1" w:line="240" w:lineRule="auto"/>
-        <w:rPr>
-          <w:rFonts w:ascii="Arial" w:eastAsia="Times New Roman" w:hAnsi="Arial" w:cs="Arial"/>
-          <w:sz w:val="24"/>
-          <w:szCs w:val="24"/>
-          <w:lang w:eastAsia="pl-PL"/>
-        </w:rPr>
-      </w:pPr>
-      <w:r>
-        <w:rPr>
-          <w:rFonts w:ascii="Arial" w:eastAsia="Times New Roman" w:hAnsi="Arial" w:cs="Arial"/>
-          <w:sz w:val="24"/>
-          <w:szCs w:val="24"/>
-          <w:lang w:eastAsia="pl-PL"/>
-        </w:rPr>
-        <w:t>wyświetlanie powiadomień Windows</w:t>
-      </w:r>
-    </w:p>
-    <w:p>
-      <w:pPr>
-        <w:numPr>
-          <w:ilvl w:val="0"/>
-          <w:numId w:val="8"/>
-        </w:numPr>
-        <w:spacing w:before="100" w:beforeAutospacing="1" w:after="100" w:afterAutospacing="1" w:line="240" w:lineRule="auto"/>
-        <w:rPr>
-          <w:rFonts w:ascii="Arial" w:eastAsia="Times New Roman" w:hAnsi="Arial" w:cs="Arial"/>
-          <w:sz w:val="24"/>
-          <w:szCs w:val="24"/>
-          <w:lang w:eastAsia="pl-PL"/>
-        </w:rPr>
-      </w:pPr>
-      <w:r>
-        <w:rPr>
-          <w:rFonts w:ascii="Arial" w:eastAsia="Times New Roman" w:hAnsi="Arial" w:cs="Arial"/>
-          <w:sz w:val="24"/>
-          <w:szCs w:val="24"/>
-          <w:lang w:eastAsia="pl-PL"/>
-        </w:rPr>
-        <w:t>historia powiadomień</w:t>
-      </w:r>
-    </w:p>
-    <w:p>
-      <w:pPr>
-        <w:numPr>
-          <w:ilvl w:val="0"/>
-          <w:numId w:val="8"/>
-        </w:numPr>
-        <w:spacing w:before="100" w:beforeAutospacing="1" w:after="100" w:afterAutospacing="1" w:line="240" w:lineRule="auto"/>
-        <w:rPr>
-          <w:rFonts w:ascii="Arial" w:eastAsia="Times New Roman" w:hAnsi="Arial" w:cs="Arial"/>
-          <w:sz w:val="24"/>
-          <w:szCs w:val="24"/>
-          <w:lang w:eastAsia="pl-PL"/>
-        </w:rPr>
-      </w:pPr>
-      <w:r>
-        <w:rPr>
-          <w:rFonts w:ascii="Arial" w:eastAsia="Times New Roman" w:hAnsi="Arial" w:cs="Arial"/>
-          <w:sz w:val="24"/>
-          <w:szCs w:val="24"/>
-          <w:lang w:eastAsia="pl-PL"/>
-        </w:rPr>
-        <w:t>licznik nieprzeczytanych</w:t>
-      </w:r>
-    </w:p>
-    <w:p>
-      <w:pPr>
-        <w:numPr>
-          <w:ilvl w:val="0"/>
-          <w:numId w:val="8"/>
-        </w:numPr>
-        <w:spacing w:before="100" w:beforeAutospacing="1" w:after="100" w:afterAutospacing="1" w:line="240" w:lineRule="auto"/>
-        <w:rPr>
-          <w:rFonts w:ascii="Arial" w:eastAsia="Times New Roman" w:hAnsi="Arial" w:cs="Arial"/>
-          <w:sz w:val="24"/>
-          <w:szCs w:val="24"/>
-          <w:lang w:eastAsia="pl-PL"/>
-        </w:rPr>
-      </w:pPr>
-      <w:r>
-        <w:rPr>
-          <w:rFonts w:ascii="Arial" w:eastAsia="Times New Roman" w:hAnsi="Arial" w:cs="Arial"/>
-          <w:sz w:val="24"/>
-          <w:szCs w:val="24"/>
-          <w:lang w:eastAsia="pl-PL"/>
-        </w:rPr>
-        <w:t>automatyczne ponowne łączenie</w:t>
-      </w:r>
-    </w:p>
-    <w:p>
-      <w:pPr>
-        <w:numPr>
-          <w:ilvl w:val="0"/>
-          <w:numId w:val="8"/>
-        </w:numPr>
-        <w:spacing w:before="100" w:beforeAutospacing="1" w:after="100" w:afterAutospacing="1" w:line="240" w:lineRule="auto"/>
-        <w:rPr>
-          <w:rFonts w:ascii="Arial" w:eastAsia="Times New Roman" w:hAnsi="Arial" w:cs="Arial"/>
-          <w:sz w:val="24"/>
-          <w:szCs w:val="24"/>
-          <w:lang w:eastAsia="pl-PL"/>
-        </w:rPr>
-      </w:pPr>
-      <w:r>
-        <w:rPr>
-          <w:rFonts w:ascii="Arial" w:eastAsia="Times New Roman" w:hAnsi="Arial" w:cs="Arial"/>
-          <w:sz w:val="24"/>
-          <w:szCs w:val="24"/>
-          <w:lang w:eastAsia="pl-PL"/>
-        </w:rPr>
-        <w:t xml:space="preserve">ikona w </w:t>
-      </w:r>
-      <w:proofErr w:type="spellStart"/>
-      <w:r>
-        <w:rPr>
-          <w:rFonts w:ascii="Arial" w:eastAsia="Times New Roman" w:hAnsi="Arial" w:cs="Arial"/>
-          <w:sz w:val="24"/>
-          <w:szCs w:val="24"/>
-          <w:lang w:eastAsia="pl-PL"/>
-        </w:rPr>
-        <w:t>tray</w:t>
-      </w:r>
-      <w:proofErr w:type="spellEnd"/>
-    </w:p>
-    <w:p>
-      <w:pPr>
-        <w:spacing w:after="0" w:line="240" w:lineRule="auto"/>
-        <w:rPr>
-          <w:rFonts w:ascii="Arial" w:eastAsia="Times New Roman" w:hAnsi="Arial" w:cs="Arial"/>
-          <w:sz w:val="24"/>
-          <w:szCs w:val="24"/>
-          <w:lang w:eastAsia="pl-PL"/>
-        </w:rPr>
-      </w:pPr>
-      <w:r>
-        <w:rPr>
-          <w:rFonts w:ascii="Arial" w:eastAsia="Times New Roman" w:hAnsi="Arial" w:cs="Arial"/>
-          <w:sz w:val="24"/>
-          <w:szCs w:val="24"/>
-          <w:lang w:eastAsia="pl-PL"/>
-        </w:rPr>
-        <w:pict>
-          <v:rect id="_x0000_i1036" style="width:0;height:1.5pt" o:hralign="center" o:hrstd="t" o:hr="t" fillcolor="#a0a0a0" stroked="f"/>
-        </w:pict>
-      </w:r>
-    </w:p>
-    <w:p>
-      <w:pPr>
-        <w:spacing w:before="100" w:beforeAutospacing="1" w:after="100" w:afterAutospacing="1" w:line="240" w:lineRule="auto"/>
-        <w:outlineLvl w:val="0"/>
-        <w:rPr>
-          <w:rFonts w:ascii="Arial" w:eastAsia="Times New Roman" w:hAnsi="Arial" w:cs="Arial"/>
-          <w:b/>
-          <w:bCs/>
-          <w:kern w:val="36"/>
-          <w:sz w:val="48"/>
-          <w:szCs w:val="48"/>
-          <w:lang w:eastAsia="pl-PL"/>
-        </w:rPr>
-      </w:pPr>
-      <w:r>
-        <w:rPr>
-          <w:rFonts w:ascii="Arial" w:eastAsia="Times New Roman" w:hAnsi="Arial" w:cs="Arial"/>
-          <w:b/>
-          <w:bCs/>
-          <w:kern w:val="36"/>
-          <w:sz w:val="48"/>
-          <w:szCs w:val="48"/>
-          <w:lang w:eastAsia="pl-PL"/>
-        </w:rPr>
         <w:t>11. Funkcje panelu administratora</w:t>
       </w:r>
     </w:p>
@@ -4484,6 +3108,30 @@
           <w:szCs w:val="24"/>
           <w:lang w:eastAsia="pl-PL"/>
         </w:rPr>
+        <w:t>ustawianie innych użytkowników jako Admin</w:t>
+      </w:r>
+    </w:p>
+    <w:p>
+      <w:pPr>
+        <w:numPr>
+          <w:ilvl w:val="0"/>
+          <w:numId w:val="9"/>
+        </w:numPr>
+        <w:spacing w:before="100" w:beforeAutospacing="1" w:after="100" w:afterAutospacing="1" w:line="240" w:lineRule="auto"/>
+        <w:rPr>
+          <w:rFonts w:ascii="Arial" w:eastAsia="Times New Roman" w:hAnsi="Arial" w:cs="Arial"/>
+          <w:sz w:val="24"/>
+          <w:szCs w:val="24"/>
+          <w:lang w:eastAsia="pl-PL"/>
+        </w:rPr>
+      </w:pPr>
+      <w:r>
+        <w:rPr>
+          <w:rFonts w:ascii="Arial" w:eastAsia="Times New Roman" w:hAnsi="Arial" w:cs="Arial"/>
+          <w:sz w:val="24"/>
+          <w:szCs w:val="24"/>
+          <w:lang w:eastAsia="pl-PL"/>
+        </w:rPr>
         <w:t>wysyłanie powiadomień:</w:t>
       </w:r>
     </w:p>
@@ -4532,30 +3180,6 @@
           <w:szCs w:val="24"/>
           <w:lang w:eastAsia="pl-PL"/>
         </w:rPr>
-        <w:t>grupowych</w:t>
-      </w:r>
-    </w:p>
-    <w:p>
-      <w:pPr>
-        <w:numPr>
-          <w:ilvl w:val="1"/>
-          <w:numId w:val="9"/>
-        </w:numPr>
-        <w:spacing w:before="100" w:beforeAutospacing="1" w:after="100" w:afterAutospacing="1" w:line="240" w:lineRule="auto"/>
-        <w:rPr>
-          <w:rFonts w:ascii="Arial" w:eastAsia="Times New Roman" w:hAnsi="Arial" w:cs="Arial"/>
-          <w:sz w:val="24"/>
-          <w:szCs w:val="24"/>
-          <w:lang w:eastAsia="pl-PL"/>
-        </w:rPr>
-      </w:pPr>
-      <w:r>
-        <w:rPr>
-          <w:rFonts w:ascii="Arial" w:eastAsia="Times New Roman" w:hAnsi="Arial" w:cs="Arial"/>
-          <w:sz w:val="24"/>
-          <w:szCs w:val="24"/>
-          <w:lang w:eastAsia="pl-PL"/>
-        </w:rPr>
         <w:t>globalnych</w:t>
       </w:r>
     </w:p>
@@ -4582,6 +3206,32 @@
         </w:rPr>
         <w:t>przeglądanie historii powiadomień</w:t>
       </w:r>
+    </w:p>
+    <w:p>
+      <w:pPr>
+        <w:numPr>
+          <w:ilvl w:val="0"/>
+          <w:numId w:val="9"/>
+        </w:numPr>
+        <w:spacing w:before="100" w:beforeAutospacing="1" w:after="100" w:afterAutospacing="1" w:line="240" w:lineRule="auto"/>
+        <w:rPr>
+          <w:rFonts w:ascii="Arial" w:eastAsia="Times New Roman" w:hAnsi="Arial" w:cs="Arial"/>
+          <w:sz w:val="24"/>
+          <w:szCs w:val="24"/>
+          <w:lang w:eastAsia="pl-PL"/>
+        </w:rPr>
+      </w:pPr>
+      <w:r>
+        <w:rPr>
+          <w:rFonts w:ascii="Arial" w:eastAsia="Times New Roman" w:hAnsi="Arial" w:cs="Arial"/>
+          <w:sz w:val="24"/>
+          <w:szCs w:val="24"/>
+          <w:lang w:eastAsia="pl-PL"/>
+        </w:rPr>
+        <w:t>usuwanie powiadomień</w:t>
+      </w:r>
+      <w:bookmarkStart w:id="0" w:name="_GoBack"/>
+      <w:bookmarkEnd w:id="0"/>
     </w:p>
     <w:p>
       <w:pPr>

--- a/Opis.docx
+++ b/Opis.docx
@@ -1162,6 +1162,17 @@
           <w:lang w:eastAsia="pl-PL"/>
         </w:rPr>
       </w:pPr>
+    </w:p>
+    <w:p>
+      <w:pPr>
+        <w:spacing w:after="0" w:line="240" w:lineRule="auto"/>
+        <w:rPr>
+          <w:rFonts w:ascii="Arial" w:eastAsia="Times New Roman" w:hAnsi="Arial" w:cs="Arial"/>
+          <w:sz w:val="24"/>
+          <w:szCs w:val="24"/>
+          <w:lang w:eastAsia="pl-PL"/>
+        </w:rPr>
+      </w:pPr>
       <w:r>
         <w:rPr>
           <w:rFonts w:ascii="Arial" w:eastAsia="Times New Roman" w:hAnsi="Arial" w:cs="Arial"/>
@@ -1171,28 +1182,6 @@
         </w:rPr>
         <w:pict>
           <v:rect id="_x0000_i1027" style="width:0;height:1.5pt" o:hralign="center" o:hrstd="t" o:hr="t" fillcolor="#a0a0a0" stroked="f"/>
-        </w:pict>
-      </w:r>
-    </w:p>
-    <w:p>
-      <w:pPr>
-        <w:spacing w:after="0" w:line="240" w:lineRule="auto"/>
-        <w:rPr>
-          <w:rFonts w:ascii="Arial" w:eastAsia="Times New Roman" w:hAnsi="Arial" w:cs="Arial"/>
-          <w:sz w:val="24"/>
-          <w:szCs w:val="24"/>
-          <w:lang w:eastAsia="pl-PL"/>
-        </w:rPr>
-      </w:pPr>
-      <w:r>
-        <w:rPr>
-          <w:rFonts w:ascii="Arial" w:eastAsia="Times New Roman" w:hAnsi="Arial" w:cs="Arial"/>
-          <w:sz w:val="24"/>
-          <w:szCs w:val="24"/>
-          <w:lang w:eastAsia="pl-PL"/>
-        </w:rPr>
-        <w:pict>
-          <v:rect id="_x0000_i1028" style="width:0;height:1.5pt" o:hralign="center" o:hrstd="t" o:hr="t" fillcolor="#a0a0a0" stroked="f"/>
         </w:pict>
       </w:r>
     </w:p>
@@ -1446,7 +1435,7 @@
           <w:lang w:eastAsia="pl-PL"/>
         </w:rPr>
         <w:pict>
-          <v:rect id="_x0000_i1029" style="width:0;height:1.5pt" o:hralign="center" o:hrstd="t" o:hr="t" fillcolor="#a0a0a0" stroked="f"/>
+          <v:rect id="_x0000_i1028" style="width:0;height:1.5pt" o:hralign="center" o:hrstd="t" o:hr="t" fillcolor="#a0a0a0" stroked="f"/>
         </w:pict>
       </w:r>
     </w:p>
@@ -1783,7 +1772,7 @@
           <w:lang w:eastAsia="pl-PL"/>
         </w:rPr>
         <w:pict>
-          <v:rect id="_x0000_i1030" style="width:0;height:1.5pt" o:hralign="center" o:hrstd="t" o:hr="t" fillcolor="#a0a0a0" stroked="f"/>
+          <v:rect id="_x0000_i1029" style="width:0;height:1.5pt" o:hralign="center" o:hrstd="t" o:hr="t" fillcolor="#a0a0a0" stroked="f"/>
         </w:pict>
       </w:r>
     </w:p>
@@ -1878,7 +1867,7 @@
           <w:lang w:eastAsia="pl-PL"/>
         </w:rPr>
         <w:pict>
-          <v:rect id="_x0000_i1031" style="width:0;height:1.5pt" o:hralign="center" o:hrstd="t" o:hr="t" fillcolor="#a0a0a0" stroked="f"/>
+          <v:rect id="_x0000_i1030" style="width:0;height:1.5pt" o:hralign="center" o:hrstd="t" o:hr="t" fillcolor="#a0a0a0" stroked="f"/>
         </w:pict>
       </w:r>
     </w:p>
@@ -2265,7 +2254,7 @@
           <w:lang w:eastAsia="pl-PL"/>
         </w:rPr>
         <w:pict>
-          <v:rect id="_x0000_i1032" style="width:0;height:1.5pt" o:hralign="center" o:hrstd="t" o:hr="t" fillcolor="#a0a0a0" stroked="f"/>
+          <v:rect id="_x0000_i1031" style="width:0;height:1.5pt" o:hralign="center" o:hrstd="t" o:hr="t" fillcolor="#a0a0a0" stroked="f"/>
         </w:pict>
       </w:r>
     </w:p>
@@ -2699,7 +2688,7 @@
           <w:lang w:eastAsia="pl-PL"/>
         </w:rPr>
         <w:pict>
-          <v:rect id="_x0000_i1033" style="width:0;height:1.5pt" o:hralign="center" o:hrstd="t" o:hr="t" fillcolor="#a0a0a0" stroked="f"/>
+          <v:rect id="_x0000_i1032" style="width:0;height:1.5pt" o:hralign="center" o:hrstd="t" o:hr="t" fillcolor="#a0a0a0" stroked="f"/>
         </w:pict>
       </w:r>
     </w:p>
@@ -2944,7 +2933,7 @@
           <w:lang w:eastAsia="pl-PL"/>
         </w:rPr>
         <w:pict>
-          <v:rect id="_x0000_i1034" style="width:0;height:1.5pt" o:hralign="center" o:hrstd="t" o:hr="t" fillcolor="#a0a0a0" stroked="f"/>
+          <v:rect id="_x0000_i1033" style="width:0;height:1.5pt" o:hralign="center" o:hrstd="t" o:hr="t" fillcolor="#a0a0a0" stroked="f"/>
         </w:pict>
       </w:r>
     </w:p>
@@ -3062,6 +3051,8 @@
         </w:rPr>
         <w:t>listę użytkowników</w:t>
       </w:r>
+      <w:bookmarkStart w:id="0" w:name="_GoBack"/>
+      <w:bookmarkEnd w:id="0"/>
     </w:p>
     <w:p>
       <w:pPr>
@@ -3084,7 +3075,7 @@
           <w:szCs w:val="24"/>
           <w:lang w:eastAsia="pl-PL"/>
         </w:rPr>
-        <w:t>sprawdzanie kto jest online</w:t>
+        <w:t>ustawianie innych użytkowników jako Admin</w:t>
       </w:r>
     </w:p>
     <w:p>
@@ -3108,7 +3099,55 @@
           <w:szCs w:val="24"/>
           <w:lang w:eastAsia="pl-PL"/>
         </w:rPr>
-        <w:t>ustawianie innych użytkowników jako Admin</w:t>
+        <w:t>wysyłanie powiadomień:</w:t>
+      </w:r>
+    </w:p>
+    <w:p>
+      <w:pPr>
+        <w:numPr>
+          <w:ilvl w:val="1"/>
+          <w:numId w:val="9"/>
+        </w:numPr>
+        <w:spacing w:before="100" w:beforeAutospacing="1" w:after="100" w:afterAutospacing="1" w:line="240" w:lineRule="auto"/>
+        <w:rPr>
+          <w:rFonts w:ascii="Arial" w:eastAsia="Times New Roman" w:hAnsi="Arial" w:cs="Arial"/>
+          <w:sz w:val="24"/>
+          <w:szCs w:val="24"/>
+          <w:lang w:eastAsia="pl-PL"/>
+        </w:rPr>
+      </w:pPr>
+      <w:r>
+        <w:rPr>
+          <w:rFonts w:ascii="Arial" w:eastAsia="Times New Roman" w:hAnsi="Arial" w:cs="Arial"/>
+          <w:sz w:val="24"/>
+          <w:szCs w:val="24"/>
+          <w:lang w:eastAsia="pl-PL"/>
+        </w:rPr>
+        <w:t>prywatnych</w:t>
+      </w:r>
+    </w:p>
+    <w:p>
+      <w:pPr>
+        <w:numPr>
+          <w:ilvl w:val="1"/>
+          <w:numId w:val="9"/>
+        </w:numPr>
+        <w:spacing w:before="100" w:beforeAutospacing="1" w:after="100" w:afterAutospacing="1" w:line="240" w:lineRule="auto"/>
+        <w:rPr>
+          <w:rFonts w:ascii="Arial" w:eastAsia="Times New Roman" w:hAnsi="Arial" w:cs="Arial"/>
+          <w:sz w:val="24"/>
+          <w:szCs w:val="24"/>
+          <w:lang w:eastAsia="pl-PL"/>
+        </w:rPr>
+      </w:pPr>
+      <w:r>
+        <w:rPr>
+          <w:rFonts w:ascii="Arial" w:eastAsia="Times New Roman" w:hAnsi="Arial" w:cs="Arial"/>
+          <w:sz w:val="24"/>
+          <w:szCs w:val="24"/>
+          <w:lang w:eastAsia="pl-PL"/>
+        </w:rPr>
+        <w:t>globalnych</w:t>
       </w:r>
     </w:p>
     <w:p>
@@ -3132,55 +3171,7 @@
           <w:szCs w:val="24"/>
           <w:lang w:eastAsia="pl-PL"/>
         </w:rPr>
-        <w:t>wysyłanie powiadomień:</w:t>
-      </w:r>
-    </w:p>
-    <w:p>
-      <w:pPr>
-        <w:numPr>
-          <w:ilvl w:val="1"/>
-          <w:numId w:val="9"/>
-        </w:numPr>
-        <w:spacing w:before="100" w:beforeAutospacing="1" w:after="100" w:afterAutospacing="1" w:line="240" w:lineRule="auto"/>
-        <w:rPr>
-          <w:rFonts w:ascii="Arial" w:eastAsia="Times New Roman" w:hAnsi="Arial" w:cs="Arial"/>
-          <w:sz w:val="24"/>
-          <w:szCs w:val="24"/>
-          <w:lang w:eastAsia="pl-PL"/>
-        </w:rPr>
-      </w:pPr>
-      <w:r>
-        <w:rPr>
-          <w:rFonts w:ascii="Arial" w:eastAsia="Times New Roman" w:hAnsi="Arial" w:cs="Arial"/>
-          <w:sz w:val="24"/>
-          <w:szCs w:val="24"/>
-          <w:lang w:eastAsia="pl-PL"/>
-        </w:rPr>
-        <w:t>prywatnych</w:t>
-      </w:r>
-    </w:p>
-    <w:p>
-      <w:pPr>
-        <w:numPr>
-          <w:ilvl w:val="1"/>
-          <w:numId w:val="9"/>
-        </w:numPr>
-        <w:spacing w:before="100" w:beforeAutospacing="1" w:after="100" w:afterAutospacing="1" w:line="240" w:lineRule="auto"/>
-        <w:rPr>
-          <w:rFonts w:ascii="Arial" w:eastAsia="Times New Roman" w:hAnsi="Arial" w:cs="Arial"/>
-          <w:sz w:val="24"/>
-          <w:szCs w:val="24"/>
-          <w:lang w:eastAsia="pl-PL"/>
-        </w:rPr>
-      </w:pPr>
-      <w:r>
-        <w:rPr>
-          <w:rFonts w:ascii="Arial" w:eastAsia="Times New Roman" w:hAnsi="Arial" w:cs="Arial"/>
-          <w:sz w:val="24"/>
-          <w:szCs w:val="24"/>
-          <w:lang w:eastAsia="pl-PL"/>
-        </w:rPr>
-        <w:t>globalnych</w:t>
+        <w:t>przeglądanie historii powiadomień</w:t>
       </w:r>
     </w:p>
     <w:p>
@@ -3204,34 +3195,8 @@
           <w:szCs w:val="24"/>
           <w:lang w:eastAsia="pl-PL"/>
         </w:rPr>
-        <w:t>przeglądanie historii powiadomień</w:t>
-      </w:r>
-    </w:p>
-    <w:p>
-      <w:pPr>
-        <w:numPr>
-          <w:ilvl w:val="0"/>
-          <w:numId w:val="9"/>
-        </w:numPr>
-        <w:spacing w:before="100" w:beforeAutospacing="1" w:after="100" w:afterAutospacing="1" w:line="240" w:lineRule="auto"/>
-        <w:rPr>
-          <w:rFonts w:ascii="Arial" w:eastAsia="Times New Roman" w:hAnsi="Arial" w:cs="Arial"/>
-          <w:sz w:val="24"/>
-          <w:szCs w:val="24"/>
-          <w:lang w:eastAsia="pl-PL"/>
-        </w:rPr>
-      </w:pPr>
-      <w:r>
-        <w:rPr>
-          <w:rFonts w:ascii="Arial" w:eastAsia="Times New Roman" w:hAnsi="Arial" w:cs="Arial"/>
-          <w:sz w:val="24"/>
-          <w:szCs w:val="24"/>
-          <w:lang w:eastAsia="pl-PL"/>
-        </w:rPr>
         <w:t>usuwanie powiadomień</w:t>
       </w:r>
-      <w:bookmarkStart w:id="0" w:name="_GoBack"/>
-      <w:bookmarkEnd w:id="0"/>
     </w:p>
     <w:p>
       <w:pPr>
